--- a/yang-diujikan/ips - pembahasan.docx
+++ b/yang-diujikan/ips - pembahasan.docx
@@ -1,6 +1,6 @@
 
 <file path=word/document.xml><?xml version="1.0" encoding="utf-8"?>
-<w:document xmlns:wpc="http://schemas.microsoft.com/office/word/2010/wordprocessingCanvas" xmlns:cx="http://schemas.microsoft.com/office/drawing/2014/chartex" xmlns:cx1="http://schemas.microsoft.com/office/drawing/2015/9/8/chartex" xmlns:mc="http://schemas.openxmlformats.org/markup-compatibility/2006" xmlns:o="urn:schemas-microsoft-com:office:office" xmlns:r="http://schemas.openxmlformats.org/officeDocument/2006/relationships" xmlns:m="http://schemas.openxmlformats.org/officeDocument/2006/math" xmlns:v="urn:schemas-microsoft-com:vml" xmlns:wp14="http://schemas.microsoft.com/office/word/2010/wordprocessingDrawing" xmlns:wp="http://schemas.openxmlformats.org/drawingml/2006/wordprocessingDrawing" xmlns:w10="urn:schemas-microsoft-com:office:word" xmlns:w="http://schemas.openxmlformats.org/wordprocessingml/2006/main" xmlns:w14="http://schemas.microsoft.com/office/word/2010/wordml" xmlns:w15="http://schemas.microsoft.com/office/word/2012/wordml" xmlns:w16se="http://schemas.microsoft.com/office/word/2015/wordml/symex" xmlns:wpg="http://schemas.microsoft.com/office/word/2010/wordprocessingGroup" xmlns:wpi="http://schemas.microsoft.com/office/word/2010/wordprocessingInk" xmlns:wne="http://schemas.microsoft.com/office/word/2006/wordml" xmlns:wps="http://schemas.microsoft.com/office/word/2010/wordprocessingShape" mc:Ignorable="w14 w15 w16se wp14">
+<w:document xmlns:wpc="http://schemas.microsoft.com/office/word/2010/wordprocessingCanvas" xmlns:cx="http://schemas.microsoft.com/office/drawing/2014/chartex" xmlns:cx1="http://schemas.microsoft.com/office/drawing/2015/9/8/chartex" xmlns:cx2="http://schemas.microsoft.com/office/drawing/2015/10/21/chartex" xmlns:cx3="http://schemas.microsoft.com/office/drawing/2016/5/9/chartex" xmlns:cx4="http://schemas.microsoft.com/office/drawing/2016/5/10/chartex" xmlns:cx5="http://schemas.microsoft.com/office/drawing/2016/5/11/chartex" xmlns:cx6="http://schemas.microsoft.com/office/drawing/2016/5/12/chartex" xmlns:cx7="http://schemas.microsoft.com/office/drawing/2016/5/13/chartex" xmlns:cx8="http://schemas.microsoft.com/office/drawing/2016/5/14/chartex" xmlns:mc="http://schemas.openxmlformats.org/markup-compatibility/2006" xmlns:aink="http://schemas.microsoft.com/office/drawing/2016/ink" xmlns:am3d="http://schemas.microsoft.com/office/drawing/2017/model3d" xmlns:o="urn:schemas-microsoft-com:office:office" xmlns:r="http://schemas.openxmlformats.org/officeDocument/2006/relationships" xmlns:m="http://schemas.openxmlformats.org/officeDocument/2006/math" xmlns:v="urn:schemas-microsoft-com:vml" xmlns:wp14="http://schemas.microsoft.com/office/word/2010/wordprocessingDrawing" xmlns:wp="http://schemas.openxmlformats.org/drawingml/2006/wordprocessingDrawing" xmlns:w10="urn:schemas-microsoft-com:office:word" xmlns:w="http://schemas.openxmlformats.org/wordprocessingml/2006/main" xmlns:w14="http://schemas.microsoft.com/office/word/2010/wordml" xmlns:w15="http://schemas.microsoft.com/office/word/2012/wordml" xmlns:w16cex="http://schemas.microsoft.com/office/word/2018/wordml/cex" xmlns:w16cid="http://schemas.microsoft.com/office/word/2016/wordml/cid" xmlns:w16="http://schemas.microsoft.com/office/word/2018/wordml" xmlns:w16se="http://schemas.microsoft.com/office/word/2015/wordml/symex" xmlns:wpg="http://schemas.microsoft.com/office/word/2010/wordprocessingGroup" xmlns:wpi="http://schemas.microsoft.com/office/word/2010/wordprocessingInk" xmlns:wne="http://schemas.microsoft.com/office/word/2006/wordml" xmlns:wps="http://schemas.microsoft.com/office/word/2010/wordprocessingShape" mc:Ignorable="w14 w15 w16se w16cid w16 w16cex wp14">
   <w:body>
     <w:p>
       <w:pPr>
@@ -33,7 +33,7 @@
         <mc:AlternateContent>
           <mc:Choice Requires="wps">
             <w:drawing>
-              <wp:anchor distT="0" distB="0" distL="114300" distR="114300" simplePos="0" relativeHeight="251687936" behindDoc="0" locked="0" layoutInCell="1" allowOverlap="1" wp14:anchorId="3D5765D6" wp14:editId="5CEA9D1B">
+              <wp:anchor distT="0" distB="0" distL="114300" distR="114300" simplePos="0" relativeHeight="251687936" behindDoc="0" locked="0" layoutInCell="1" allowOverlap="1" wp14:anchorId="3221FEBA" wp14:editId="5D360361">
                 <wp:simplePos x="0" y="0"/>
                 <wp:positionH relativeFrom="column">
                   <wp:posOffset>4451985</wp:posOffset>
@@ -177,11 +177,11 @@
           </mc:Choice>
           <mc:Fallback>
             <w:pict>
-              <v:shapetype w14:anchorId="3D5765D6" id="_x0000_t202" coordsize="21600,21600" o:spt="202" path="m,l,21600r21600,l21600,xe">
+              <v:shapetype w14:anchorId="3221FEBA" id="_x0000_t202" coordsize="21600,21600" o:spt="202" path="m,l,21600r21600,l21600,xe">
                 <v:stroke joinstyle="miter"/>
                 <v:path gradientshapeok="t" o:connecttype="rect"/>
               </v:shapetype>
-              <v:shape id="Text Box 5" o:spid="_x0000_s1026" type="#_x0000_t202" style="position:absolute;margin-left:350.55pt;margin-top:-2.35pt;width:146.5pt;height:36pt;z-index:251687936;visibility:visible;mso-wrap-style:square;mso-width-percent:0;mso-height-percent:0;mso-wrap-distance-left:9pt;mso-wrap-distance-top:0;mso-wrap-distance-right:9pt;mso-wrap-distance-bottom:0;mso-position-horizontal:absolute;mso-position-horizontal-relative:text;mso-position-vertical:absolute;mso-position-vertical-relative:text;mso-width-percent:0;mso-height-percent:0;mso-width-relative:margin;mso-height-relative:margin;v-text-anchor:top" o:gfxdata="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" filled="f" stroked="f">
+              <v:shape id="Text Box 5" o:spid="_x0000_s1026" type="#_x0000_t202" style="position:absolute;margin-left:350.55pt;margin-top:-2.35pt;width:146.5pt;height:36pt;z-index:251687936;visibility:visible;mso-wrap-style:square;mso-width-percent:0;mso-height-percent:0;mso-wrap-distance-left:9pt;mso-wrap-distance-top:0;mso-wrap-distance-right:9pt;mso-wrap-distance-bottom:0;mso-position-horizontal:absolute;mso-position-horizontal-relative:text;mso-position-vertical:absolute;mso-position-vertical-relative:text;mso-width-percent:0;mso-height-percent:0;mso-width-relative:margin;mso-height-relative:margin;v-text-anchor:top" o:gfxdata="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" filled="f" stroked="f">
                 <v:textbox>
                   <w:txbxContent>
                     <w:tbl>
@@ -382,7 +382,7 @@
                 <w:lang w:val="en-US"/>
               </w:rPr>
               <w:drawing>
-                <wp:inline distT="0" distB="0" distL="0" distR="0" wp14:anchorId="5B50F699" wp14:editId="4C1120DA">
+                <wp:inline distT="0" distB="0" distL="0" distR="0" wp14:anchorId="7C2C89F5" wp14:editId="53B58785">
                   <wp:extent cx="523875" cy="476250"/>
                   <wp:effectExtent l="0" t="0" r="0" b="0"/>
                   <wp:docPr id="6" name="Picture 5" descr="Description: Description: Description: Description: Description: Description: Description: Description: Description: Description: D:\DATA\Indramayu\DATA OM Yuyun\Penerbit\Buku Jadi\SM UN SMP2009\02c-Tryout-Ing Folder\Links\tut wuri handayani.tif"/>
@@ -789,8 +789,6 @@
           <w:szCs w:val="24"/>
         </w:rPr>
       </w:pPr>
-      <w:bookmarkStart w:id="0" w:name="_GoBack"/>
-      <w:bookmarkEnd w:id="0"/>
     </w:p>
     <w:tbl>
       <w:tblPr>
@@ -1436,7 +1434,7 @@
         <mc:AlternateContent>
           <mc:Choice Requires="wpg">
             <w:drawing>
-              <wp:anchor distT="0" distB="0" distL="114300" distR="114300" simplePos="0" relativeHeight="251691008" behindDoc="0" locked="0" layoutInCell="1" allowOverlap="1">
+              <wp:anchor distT="0" distB="0" distL="114300" distR="114300" simplePos="0" relativeHeight="251691008" behindDoc="0" locked="0" layoutInCell="1" allowOverlap="1" wp14:anchorId="761CDB8B" wp14:editId="4C1F68B8">
                 <wp:simplePos x="0" y="0"/>
                 <wp:positionH relativeFrom="column">
                   <wp:posOffset>154940</wp:posOffset>
@@ -1550,7 +1548,7 @@
           </mc:Choice>
           <mc:Fallback>
             <w:pict>
-              <v:group id="Group 16" o:spid="_x0000_s1027" style="position:absolute;left:0;text-align:left;margin-left:12.2pt;margin-top:8.1pt;width:150.8pt;height:119.2pt;z-index:251691008" coordsize="19151,15138" o:gfxdata="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">
+              <v:group w14:anchorId="761CDB8B" id="Group 16" o:spid="_x0000_s1027" style="position:absolute;left:0;text-align:left;margin-left:12.2pt;margin-top:8.1pt;width:150.8pt;height:119.2pt;z-index:251691008" coordsize="19151,15138" o:gfxdata="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">
                 <v:shapetype id="_x0000_t75" coordsize="21600,21600" o:spt="75" o:preferrelative="t" path="m@4@5l@4@11@9@11@9@5xe" filled="f" stroked="f">
                   <v:stroke joinstyle="miter"/>
                   <v:formulas>
@@ -1570,9 +1568,8 @@
                   <v:path o:extrusionok="f" gradientshapeok="t" o:connecttype="rect"/>
                   <o:lock v:ext="edit" aspectratio="t"/>
                 </v:shapetype>
-                <v:shape id="Picture 10" o:spid="_x0000_s1028" type="#_x0000_t75" style="position:absolute;left:1143;width:17145;height:12858;visibility:visible;mso-wrap-style:square" o:gfxdata="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">
+                <v:shape id="Picture 10" o:spid="_x0000_s1028" type="#_x0000_t75" style="position:absolute;left:1143;width:17145;height:12858;visibility:visible;mso-wrap-style:square" o:gfxdata="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">
                   <v:imagedata r:id="rId11" o:title=""/>
-                  <v:path arrowok="t"/>
                 </v:shape>
                 <v:shape id="Text Box 2" o:spid="_x0000_s1029" type="#_x0000_t202" style="position:absolute;top:12668;width:19151;height:2470;visibility:visible;mso-wrap-style:square;v-text-anchor:top" o:gfxdata="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" filled="f" stroked="f">
                   <v:textbox style="mso-fit-shape-to-text:t">
@@ -1691,13 +1688,15 @@
           <w:rFonts w:ascii="Times New Roman" w:hAnsi="Times New Roman"/>
           <w:sz w:val="24"/>
           <w:szCs w:val="24"/>
-        </w:rPr>
-      </w:pPr>
-      <w:r>
-        <w:rPr>
-          <w:rFonts w:ascii="Times New Roman" w:hAnsi="Times New Roman"/>
-          <w:sz w:val="24"/>
-          <w:szCs w:val="24"/>
+          <w:highlight w:val="yellow"/>
+        </w:rPr>
+      </w:pPr>
+      <w:r>
+        <w:rPr>
+          <w:rFonts w:ascii="Times New Roman" w:hAnsi="Times New Roman"/>
+          <w:sz w:val="24"/>
+          <w:szCs w:val="24"/>
+          <w:highlight w:val="yellow"/>
         </w:rPr>
         <w:t>menurunnya interaksi antarruang karena waktu pengiriman bertambah</w:t>
       </w:r>
@@ -2018,6 +2017,7 @@
           <w:rFonts w:ascii="Times New Roman" w:hAnsi="Times New Roman"/>
           <w:sz w:val="24"/>
           <w:szCs w:val="24"/>
+          <w:highlight w:val="yellow"/>
         </w:rPr>
         <w:t>1), 2), dan 4)</w:t>
       </w:r>
@@ -2129,6 +2129,7 @@
           <w:rFonts w:ascii="Times New Roman" w:hAnsi="Times New Roman"/>
           <w:sz w:val="24"/>
           <w:szCs w:val="24"/>
+          <w:highlight w:val="yellow"/>
         </w:rPr>
         <w:t>10 km</w:t>
       </w:r>
@@ -2351,13 +2352,15 @@
           <w:rFonts w:ascii="Times New Roman" w:hAnsi="Times New Roman"/>
           <w:sz w:val="24"/>
           <w:szCs w:val="24"/>
-        </w:rPr>
-      </w:pPr>
-      <w:r>
-        <w:rPr>
-          <w:rFonts w:ascii="Times New Roman" w:hAnsi="Times New Roman"/>
-          <w:sz w:val="24"/>
-          <w:szCs w:val="24"/>
+          <w:highlight w:val="yellow"/>
+        </w:rPr>
+      </w:pPr>
+      <w:r>
+        <w:rPr>
+          <w:rFonts w:ascii="Times New Roman" w:hAnsi="Times New Roman"/>
+          <w:sz w:val="24"/>
+          <w:szCs w:val="24"/>
+          <w:highlight w:val="yellow"/>
         </w:rPr>
         <w:t>manusia merupakan makhluk sosial yang membutuhkan orang lain</w:t>
       </w:r>
@@ -2490,6 +2493,7 @@
           <w:rFonts w:ascii="Times New Roman" w:eastAsia="MS Mincho" w:hAnsi="Times New Roman"/>
           <w:sz w:val="24"/>
           <w:szCs w:val="24"/>
+          <w:highlight w:val="yellow"/>
         </w:rPr>
         <w:t>C.</w:t>
       </w:r>
@@ -2498,6 +2502,7 @@
           <w:rFonts w:ascii="Times New Roman" w:eastAsia="MS Mincho" w:hAnsi="Times New Roman"/>
           <w:sz w:val="24"/>
           <w:szCs w:val="24"/>
+          <w:highlight w:val="yellow"/>
         </w:rPr>
         <w:tab/>
         <w:t>Kelahiran, kematian, dan migrasi</w:t>
@@ -2720,6 +2725,7 @@
           <w:rFonts w:ascii="Times New Roman" w:eastAsia="MS Mincho" w:hAnsi="Times New Roman"/>
           <w:sz w:val="24"/>
           <w:szCs w:val="24"/>
+          <w:highlight w:val="yellow"/>
         </w:rPr>
         <w:t>B.</w:t>
       </w:r>
@@ -2728,6 +2734,7 @@
           <w:rFonts w:ascii="Times New Roman" w:eastAsia="MS Mincho" w:hAnsi="Times New Roman"/>
           <w:sz w:val="24"/>
           <w:szCs w:val="24"/>
+          <w:highlight w:val="yellow"/>
         </w:rPr>
         <w:tab/>
         <w:t>Mencari keuntungan</w:t>
@@ -2944,6 +2951,7 @@
           <w:rFonts w:ascii="Times New Roman" w:hAnsi="Times New Roman"/>
           <w:sz w:val="24"/>
           <w:szCs w:val="24"/>
+          <w:highlight w:val="yellow"/>
         </w:rPr>
       </w:pPr>
       <w:r>
@@ -3081,6 +3089,15 @@
           <w:lang w:val="en-US"/>
         </w:rPr>
         <w:tab/>
+      </w:r>
+      <w:r>
+        <w:rPr>
+          <w:rFonts w:ascii="Times New Roman" w:hAnsi="Times New Roman"/>
+          <w:sz w:val="24"/>
+          <w:szCs w:val="24"/>
+          <w:highlight w:val="yellow"/>
+          <w:lang w:val="en-US"/>
+        </w:rPr>
         <w:t>D.</w:t>
       </w:r>
       <w:r>
@@ -3088,15 +3105,17 @@
           <w:rFonts w:ascii="Times New Roman" w:hAnsi="Times New Roman"/>
           <w:sz w:val="24"/>
           <w:szCs w:val="24"/>
-          <w:lang w:val="en-US"/>
-        </w:rPr>
-        <w:tab/>
-      </w:r>
-      <w:r>
-        <w:rPr>
-          <w:rFonts w:ascii="Times New Roman" w:hAnsi="Times New Roman"/>
-          <w:sz w:val="24"/>
-          <w:szCs w:val="24"/>
+          <w:highlight w:val="yellow"/>
+          <w:lang w:val="en-US"/>
+        </w:rPr>
+        <w:tab/>
+      </w:r>
+      <w:r>
+        <w:rPr>
+          <w:rFonts w:ascii="Times New Roman" w:hAnsi="Times New Roman"/>
+          <w:sz w:val="24"/>
+          <w:szCs w:val="24"/>
+          <w:highlight w:val="yellow"/>
         </w:rPr>
         <w:t>1,</w:t>
       </w:r>
@@ -3105,6 +3124,7 @@
           <w:rFonts w:ascii="Times New Roman" w:hAnsi="Times New Roman"/>
           <w:sz w:val="24"/>
           <w:szCs w:val="24"/>
+          <w:highlight w:val="yellow"/>
           <w:lang w:val="en-US"/>
         </w:rPr>
         <w:t xml:space="preserve"> </w:t>
@@ -3114,6 +3134,7 @@
           <w:rFonts w:ascii="Times New Roman" w:hAnsi="Times New Roman"/>
           <w:sz w:val="24"/>
           <w:szCs w:val="24"/>
+          <w:highlight w:val="yellow"/>
         </w:rPr>
         <w:t>3 dan 5</w:t>
       </w:r>
@@ -3515,6 +3536,7 @@
           <w:rFonts w:ascii="Times New Roman" w:hAnsi="Times New Roman"/>
           <w:sz w:val="24"/>
           <w:szCs w:val="24"/>
+          <w:highlight w:val="yellow"/>
         </w:rPr>
         <w:t>I</w:t>
       </w:r>
@@ -3730,6 +3752,15 @@
           <w:lang w:val="en-US"/>
         </w:rPr>
         <w:tab/>
+      </w:r>
+      <w:r>
+        <w:rPr>
+          <w:rFonts w:ascii="Times New Roman" w:hAnsi="Times New Roman"/>
+          <w:sz w:val="24"/>
+          <w:szCs w:val="24"/>
+          <w:highlight w:val="yellow"/>
+          <w:lang w:val="en-US"/>
+        </w:rPr>
         <w:t>D.</w:t>
       </w:r>
       <w:r>
@@ -3737,15 +3768,17 @@
           <w:rFonts w:ascii="Times New Roman" w:hAnsi="Times New Roman"/>
           <w:sz w:val="24"/>
           <w:szCs w:val="24"/>
-          <w:lang w:val="en-US"/>
-        </w:rPr>
-        <w:tab/>
-      </w:r>
-      <w:r>
-        <w:rPr>
-          <w:rFonts w:ascii="Times New Roman" w:hAnsi="Times New Roman"/>
-          <w:sz w:val="24"/>
-          <w:szCs w:val="24"/>
+          <w:highlight w:val="yellow"/>
+          <w:lang w:val="en-US"/>
+        </w:rPr>
+        <w:tab/>
+      </w:r>
+      <w:r>
+        <w:rPr>
+          <w:rFonts w:ascii="Times New Roman" w:hAnsi="Times New Roman"/>
+          <w:sz w:val="24"/>
+          <w:szCs w:val="24"/>
+          <w:highlight w:val="yellow"/>
         </w:rPr>
         <w:t>Demak , Samudera Pasai,  Aceh</w:t>
       </w:r>
@@ -3809,7 +3842,7 @@
           <w:lang w:val="en-US"/>
         </w:rPr>
         <w:drawing>
-          <wp:anchor distT="0" distB="0" distL="114300" distR="114300" simplePos="0" relativeHeight="251695104" behindDoc="1" locked="0" layoutInCell="1" allowOverlap="1" wp14:anchorId="1D180138" wp14:editId="3CF38B39">
+          <wp:anchor distT="0" distB="0" distL="114300" distR="114300" simplePos="0" relativeHeight="251695104" behindDoc="1" locked="0" layoutInCell="1" allowOverlap="1" wp14:anchorId="6C01332F" wp14:editId="051571D6">
             <wp:simplePos x="0" y="0"/>
             <wp:positionH relativeFrom="column">
               <wp:posOffset>383540</wp:posOffset>
@@ -4039,6 +4072,7 @@
           <w:rFonts w:ascii="Times New Roman" w:hAnsi="Times New Roman"/>
           <w:sz w:val="24"/>
           <w:szCs w:val="24"/>
+          <w:highlight w:val="yellow"/>
         </w:rPr>
         <w:t>1</w:t>
       </w:r>
@@ -4143,13 +4177,15 @@
           <w:rFonts w:ascii="Times New Roman" w:hAnsi="Times New Roman"/>
           <w:sz w:val="24"/>
           <w:szCs w:val="24"/>
-        </w:rPr>
-      </w:pPr>
-      <w:r>
-        <w:rPr>
-          <w:rFonts w:ascii="Times New Roman" w:hAnsi="Times New Roman"/>
-          <w:sz w:val="24"/>
-          <w:szCs w:val="24"/>
+          <w:highlight w:val="yellow"/>
+        </w:rPr>
+      </w:pPr>
+      <w:r>
+        <w:rPr>
+          <w:rFonts w:ascii="Times New Roman" w:hAnsi="Times New Roman"/>
+          <w:sz w:val="24"/>
+          <w:szCs w:val="24"/>
+          <w:highlight w:val="yellow"/>
         </w:rPr>
         <w:t>ka</w:t>
       </w:r>
@@ -4158,6 +4194,7 @@
           <w:rFonts w:ascii="Times New Roman" w:hAnsi="Times New Roman"/>
           <w:sz w:val="24"/>
           <w:szCs w:val="24"/>
+          <w:highlight w:val="yellow"/>
           <w:lang w:val="en-US"/>
         </w:rPr>
         <w:t>w</w:t>
@@ -4167,6 +4204,7 @@
           <w:rFonts w:ascii="Times New Roman" w:hAnsi="Times New Roman"/>
           <w:sz w:val="24"/>
           <w:szCs w:val="24"/>
+          <w:highlight w:val="yellow"/>
         </w:rPr>
         <w:t>a</w:t>
       </w:r>
@@ -4175,6 +4213,7 @@
           <w:rFonts w:ascii="Times New Roman" w:hAnsi="Times New Roman"/>
           <w:sz w:val="24"/>
           <w:szCs w:val="24"/>
+          <w:highlight w:val="yellow"/>
           <w:lang w:val="en-US"/>
         </w:rPr>
         <w:t>s</w:t>
@@ -4184,6 +4223,7 @@
           <w:rFonts w:ascii="Times New Roman" w:hAnsi="Times New Roman"/>
           <w:sz w:val="24"/>
           <w:szCs w:val="24"/>
+          <w:highlight w:val="yellow"/>
         </w:rPr>
         <w:t>an ASEAN berada pada jalur perdagangan</w:t>
       </w:r>
@@ -4514,6 +4554,7 @@
           <w:rFonts w:ascii="Times New Roman" w:hAnsi="Times New Roman"/>
           <w:sz w:val="24"/>
           <w:szCs w:val="24"/>
+          <w:highlight w:val="yellow"/>
           <w:lang w:eastAsia="id-ID"/>
         </w:rPr>
         <w:t>8 Agustus 1967</w:t>
@@ -4659,7 +4700,25 @@
           <w:lang w:eastAsia="id-ID"/>
         </w:rPr>
         <w:tab/>
-        <w:t xml:space="preserve">vertikal ke bawah </w:t>
+      </w:r>
+      <w:r>
+        <w:rPr>
+          <w:rFonts w:ascii="Times New Roman" w:hAnsi="Times New Roman"/>
+          <w:sz w:val="24"/>
+          <w:szCs w:val="24"/>
+          <w:highlight w:val="yellow"/>
+          <w:lang w:eastAsia="id-ID"/>
+        </w:rPr>
+        <w:t>vertikal ke bawah</w:t>
+      </w:r>
+      <w:r>
+        <w:rPr>
+          <w:rFonts w:ascii="Times New Roman" w:hAnsi="Times New Roman"/>
+          <w:sz w:val="24"/>
+          <w:szCs w:val="24"/>
+          <w:lang w:eastAsia="id-ID"/>
+        </w:rPr>
+        <w:t xml:space="preserve"> </w:t>
       </w:r>
       <w:r>
         <w:rPr>
@@ -4925,6 +4984,7 @@
           <w:rFonts w:ascii="Times New Roman" w:hAnsi="Times New Roman"/>
           <w:sz w:val="24"/>
           <w:szCs w:val="24"/>
+          <w:highlight w:val="yellow"/>
         </w:rPr>
         <w:t>(1) dan (3)</w:t>
       </w:r>
@@ -5032,7 +5092,7 @@
           <w:lang w:val="en-US"/>
         </w:rPr>
         <w:drawing>
-          <wp:anchor distT="0" distB="0" distL="114300" distR="114300" simplePos="0" relativeHeight="251696128" behindDoc="1" locked="0" layoutInCell="1" allowOverlap="1" wp14:anchorId="26DE857F" wp14:editId="41B40DD0">
+          <wp:anchor distT="0" distB="0" distL="114300" distR="114300" simplePos="0" relativeHeight="251696128" behindDoc="1" locked="0" layoutInCell="1" allowOverlap="1" wp14:anchorId="22BCD79D" wp14:editId="41A876B4">
             <wp:simplePos x="0" y="0"/>
             <wp:positionH relativeFrom="column">
               <wp:posOffset>259715</wp:posOffset>
@@ -5268,13 +5328,15 @@
           <w:rFonts w:ascii="Times New Roman" w:hAnsi="Times New Roman"/>
           <w:sz w:val="24"/>
           <w:szCs w:val="24"/>
-        </w:rPr>
-      </w:pPr>
-      <w:r>
-        <w:rPr>
-          <w:rFonts w:ascii="Times New Roman" w:hAnsi="Times New Roman"/>
-          <w:sz w:val="24"/>
-          <w:szCs w:val="24"/>
+          <w:highlight w:val="yellow"/>
+        </w:rPr>
+      </w:pPr>
+      <w:r>
+        <w:rPr>
+          <w:rFonts w:ascii="Times New Roman" w:hAnsi="Times New Roman"/>
+          <w:sz w:val="24"/>
+          <w:szCs w:val="24"/>
+          <w:highlight w:val="yellow"/>
         </w:rPr>
         <w:t>4</w:t>
       </w:r>
@@ -5423,7 +5485,7 @@
           <w:lang w:val="en-US"/>
         </w:rPr>
         <w:drawing>
-          <wp:anchor distT="0" distB="0" distL="114300" distR="114300" simplePos="0" relativeHeight="251692032" behindDoc="1" locked="0" layoutInCell="1" allowOverlap="1" wp14:anchorId="07AC4E86" wp14:editId="784D20DA">
+          <wp:anchor distT="0" distB="0" distL="114300" distR="114300" simplePos="0" relativeHeight="251692032" behindDoc="1" locked="0" layoutInCell="1" allowOverlap="1" wp14:anchorId="76DEBAF8" wp14:editId="59B7A54B">
             <wp:simplePos x="0" y="0"/>
             <wp:positionH relativeFrom="column">
               <wp:posOffset>250190</wp:posOffset>
@@ -5622,6 +5684,7 @@
           <w:rFonts w:ascii="Times New Roman" w:hAnsi="Times New Roman"/>
           <w:sz w:val="24"/>
           <w:szCs w:val="24"/>
+          <w:highlight w:val="yellow"/>
         </w:rPr>
         <w:t>Produsen</w:t>
       </w:r>
@@ -6064,6 +6127,7 @@
           <w:rFonts w:ascii="Times New Roman" w:eastAsia="Times New Roman" w:hAnsi="Times New Roman"/>
           <w:sz w:val="24"/>
           <w:szCs w:val="24"/>
+          <w:highlight w:val="yellow"/>
         </w:rPr>
         <w:t>D. (3) dan (4)</w:t>
       </w:r>
@@ -6249,15 +6313,25 @@
           <w:rFonts w:ascii="Times New Roman" w:eastAsia="Times New Roman" w:hAnsi="Times New Roman"/>
           <w:sz w:val="24"/>
           <w:szCs w:val="24"/>
-        </w:rPr>
-      </w:pPr>
-      <w:r>
-        <w:rPr>
-          <w:rFonts w:ascii="Times New Roman" w:eastAsia="Times New Roman" w:hAnsi="Times New Roman"/>
-          <w:sz w:val="24"/>
-          <w:szCs w:val="24"/>
-        </w:rPr>
-        <w:t xml:space="preserve"> Mendapatkan komoditas ekspor yang laku di pasaran dunia</w:t>
+          <w:highlight w:val="yellow"/>
+        </w:rPr>
+      </w:pPr>
+      <w:r>
+        <w:rPr>
+          <w:rFonts w:ascii="Times New Roman" w:eastAsia="Times New Roman" w:hAnsi="Times New Roman"/>
+          <w:sz w:val="24"/>
+          <w:szCs w:val="24"/>
+        </w:rPr>
+        <w:t xml:space="preserve"> </w:t>
+      </w:r>
+      <w:r>
+        <w:rPr>
+          <w:rFonts w:ascii="Times New Roman" w:eastAsia="Times New Roman" w:hAnsi="Times New Roman"/>
+          <w:sz w:val="24"/>
+          <w:szCs w:val="24"/>
+          <w:highlight w:val="yellow"/>
+        </w:rPr>
+        <w:t>Mendapatkan komoditas ekspor yang laku di pasaran dunia</w:t>
       </w:r>
     </w:p>
     <w:p>
@@ -6479,6 +6553,7 @@
           <w:rFonts w:ascii="Times New Roman" w:eastAsia="MS Mincho" w:hAnsi="Times New Roman"/>
           <w:sz w:val="24"/>
           <w:szCs w:val="24"/>
+          <w:highlight w:val="yellow"/>
         </w:rPr>
         <w:t>D</w:t>
       </w:r>
@@ -6487,6 +6562,7 @@
           <w:rFonts w:ascii="Times New Roman" w:eastAsia="MS Mincho" w:hAnsi="Times New Roman"/>
           <w:sz w:val="24"/>
           <w:szCs w:val="24"/>
+          <w:highlight w:val="yellow"/>
         </w:rPr>
         <w:tab/>
         <w:t>T</w:t>
@@ -6496,6 +6572,7 @@
           <w:rFonts w:ascii="Times New Roman" w:eastAsia="MS Mincho" w:hAnsi="Times New Roman"/>
           <w:sz w:val="24"/>
           <w:szCs w:val="24"/>
+          <w:highlight w:val="yellow"/>
         </w:rPr>
         <w:t>anah pertanian rakyat yang dikuasai Belanda dikembalikan</w:t>
       </w:r>
@@ -6949,6 +7026,7 @@
           <w:rFonts w:ascii="Times New Roman" w:eastAsia="Times New Roman" w:hAnsi="Times New Roman"/>
           <w:sz w:val="24"/>
           <w:szCs w:val="24"/>
+          <w:highlight w:val="yellow"/>
         </w:rPr>
         <w:t>3,</w:t>
       </w:r>
@@ -6957,6 +7035,7 @@
           <w:rFonts w:ascii="Times New Roman" w:eastAsia="Times New Roman" w:hAnsi="Times New Roman"/>
           <w:sz w:val="24"/>
           <w:szCs w:val="24"/>
+          <w:highlight w:val="yellow"/>
           <w:lang w:val="en-US"/>
         </w:rPr>
         <w:t xml:space="preserve"> </w:t>
@@ -6966,6 +7045,7 @@
           <w:rFonts w:ascii="Times New Roman" w:eastAsia="Times New Roman" w:hAnsi="Times New Roman"/>
           <w:sz w:val="24"/>
           <w:szCs w:val="24"/>
+          <w:highlight w:val="yellow"/>
         </w:rPr>
         <w:t>4 dan 5</w:t>
       </w:r>
@@ -7038,7 +7118,13 @@
         <w:tab/>
       </w:r>
       <w:r>
-        <w:t>C. subtropis dan sedang</w:t>
+        <w:t>C</w:t>
+      </w:r>
+      <w:r>
+        <w:rPr>
+          <w:highlight w:val="yellow"/>
+        </w:rPr>
+        <w:t>. subtropis dan sedang</w:t>
       </w:r>
     </w:p>
     <w:p>
@@ -7334,7 +7420,17 @@
           <w:szCs w:val="24"/>
           <w:lang w:eastAsia="id-ID"/>
         </w:rPr>
-        <w:t>B. (1), (3), dan (5)</w:t>
+        <w:t>B</w:t>
+      </w:r>
+      <w:r>
+        <w:rPr>
+          <w:rFonts w:ascii="Times New Roman" w:eastAsia="Times New Roman" w:hAnsi="Times New Roman"/>
+          <w:sz w:val="24"/>
+          <w:szCs w:val="24"/>
+          <w:highlight w:val="yellow"/>
+          <w:lang w:eastAsia="id-ID"/>
+        </w:rPr>
+        <w:t>. (1), (3), dan (5)</w:t>
       </w:r>
       <w:r>
         <w:rPr>
@@ -7437,7 +7533,7 @@
           <w:lang w:val="en-US"/>
         </w:rPr>
         <w:drawing>
-          <wp:anchor distT="0" distB="0" distL="114300" distR="114300" simplePos="0" relativeHeight="251693056" behindDoc="1" locked="0" layoutInCell="1" allowOverlap="1" wp14:anchorId="04CB40F9" wp14:editId="04885386">
+          <wp:anchor distT="0" distB="0" distL="114300" distR="114300" simplePos="0" relativeHeight="251693056" behindDoc="1" locked="0" layoutInCell="1" allowOverlap="1" wp14:anchorId="754D08FB" wp14:editId="275E841D">
             <wp:simplePos x="0" y="0"/>
             <wp:positionH relativeFrom="column">
               <wp:posOffset>364490</wp:posOffset>
@@ -7626,7 +7722,13 @@
         </w:rPr>
       </w:pPr>
       <w:r>
-        <w:t>D. walabi dan kanguru</w:t>
+        <w:t>D</w:t>
+      </w:r>
+      <w:r>
+        <w:rPr>
+          <w:highlight w:val="yellow"/>
+        </w:rPr>
+        <w:t>. walabi dan kanguru</w:t>
       </w:r>
     </w:p>
     <w:p>
@@ -7727,7 +7829,13 @@
         <w:jc w:val="both"/>
       </w:pPr>
       <w:r>
-        <w:t>B. sebagai bahan baku makanan ringan</w:t>
+        <w:t>B</w:t>
+      </w:r>
+      <w:r>
+        <w:rPr>
+          <w:highlight w:val="yellow"/>
+        </w:rPr>
+        <w:t>. sebagai bahan baku makanan ringan</w:t>
       </w:r>
       <w:r>
         <w:rPr>
@@ -7819,6 +7927,9 @@
         <w:jc w:val="both"/>
       </w:pPr>
       <w:r>
+        <w:rPr>
+          <w:highlight w:val="yellow"/>
+        </w:rPr>
         <w:t>C. melarang penduduk untuk menikah</w:t>
       </w:r>
     </w:p>
@@ -7938,6 +8049,9 @@
         <w:tab/>
       </w:r>
       <w:r>
+        <w:rPr>
+          <w:highlight w:val="yellow"/>
+        </w:rPr>
         <w:t>B. evolusi</w:t>
       </w:r>
       <w:r>
@@ -8046,15 +8160,22 @@
         <w:jc w:val="both"/>
       </w:pPr>
       <w:r>
+        <w:rPr>
+          <w:highlight w:val="yellow"/>
+        </w:rPr>
         <w:t xml:space="preserve">A. pemakaian </w:t>
       </w:r>
       <w:r>
         <w:rPr>
           <w:rStyle w:val="Emphasis"/>
+          <w:highlight w:val="yellow"/>
         </w:rPr>
         <w:t>smartphone</w:t>
       </w:r>
       <w:r>
+        <w:rPr>
+          <w:highlight w:val="yellow"/>
+        </w:rPr>
         <w:t xml:space="preserve"> untuk menggali informasi dalam proses pembelajaran</w:t>
       </w:r>
     </w:p>
@@ -8174,6 +8295,9 @@
         <w:ind w:left="993" w:hanging="284"/>
       </w:pPr>
       <w:r>
+        <w:rPr>
+          <w:highlight w:val="yellow"/>
+        </w:rPr>
         <w:t>A. politik</w:t>
       </w:r>
       <w:r>
@@ -8301,6 +8425,9 @@
         <w:ind w:left="993" w:hanging="284"/>
       </w:pPr>
       <w:r>
+        <w:rPr>
+          <w:highlight w:val="yellow"/>
+        </w:rPr>
         <w:t>C. mudah terpengaruh budaya luar hingga cenderung melupakan budaya lokal</w:t>
       </w:r>
     </w:p>
@@ -8443,6 +8570,7 @@
           <w:rFonts w:ascii="Times New Roman" w:hAnsi="Times New Roman"/>
           <w:sz w:val="24"/>
           <w:szCs w:val="24"/>
+          <w:highlight w:val="yellow"/>
         </w:rPr>
         <w:t>B. kenaikan harga BBM menimbulkan perubahan besar</w:t>
       </w:r>
@@ -8748,6 +8876,7 @@
           <w:rFonts w:ascii="Times New Roman" w:eastAsia="Times New Roman" w:hAnsi="Times New Roman"/>
           <w:sz w:val="24"/>
           <w:szCs w:val="24"/>
+          <w:highlight w:val="yellow"/>
           <w:lang w:eastAsia="id-ID"/>
         </w:rPr>
         <w:t>A. (1), (2), dan (3)</w:t>
@@ -8919,6 +9048,7 @@
           <w:rFonts w:ascii="Times New Roman" w:eastAsia="Times New Roman" w:hAnsi="Times New Roman"/>
           <w:sz w:val="24"/>
           <w:szCs w:val="24"/>
+          <w:highlight w:val="yellow"/>
           <w:lang w:eastAsia="id-ID"/>
         </w:rPr>
         <w:t>B. perbedaan kualitas sumber daya manusia</w:t>
@@ -9052,6 +9182,7 @@
           <w:rFonts w:ascii="Times New Roman" w:eastAsia="Times New Roman" w:hAnsi="Times New Roman"/>
           <w:sz w:val="24"/>
           <w:szCs w:val="24"/>
+          <w:highlight w:val="yellow"/>
           <w:lang w:eastAsia="id-ID"/>
         </w:rPr>
         <w:t>D. dumping</w:t>
@@ -9082,7 +9213,7 @@
           <w:lang w:val="en-US"/>
         </w:rPr>
         <w:drawing>
-          <wp:anchor distT="0" distB="0" distL="114300" distR="114300" simplePos="0" relativeHeight="251697152" behindDoc="1" locked="0" layoutInCell="1" allowOverlap="1" wp14:anchorId="24763755" wp14:editId="66356BF4">
+          <wp:anchor distT="0" distB="0" distL="114300" distR="114300" simplePos="0" relativeHeight="251697152" behindDoc="1" locked="0" layoutInCell="1" allowOverlap="1" wp14:anchorId="6FFF1AFC" wp14:editId="28BB1635">
             <wp:simplePos x="0" y="0"/>
             <wp:positionH relativeFrom="column">
               <wp:posOffset>269240</wp:posOffset>
@@ -9344,6 +9475,15 @@
           <w:lang w:val="en-US"/>
         </w:rPr>
         <w:tab/>
+      </w:r>
+      <w:r>
+        <w:rPr>
+          <w:rFonts w:ascii="Times New Roman" w:hAnsi="Times New Roman"/>
+          <w:sz w:val="24"/>
+          <w:szCs w:val="24"/>
+          <w:highlight w:val="yellow"/>
+          <w:lang w:val="en-US"/>
+        </w:rPr>
         <w:t>D.</w:t>
       </w:r>
       <w:r>
@@ -9351,6 +9491,7 @@
           <w:rFonts w:ascii="Times New Roman" w:hAnsi="Times New Roman"/>
           <w:sz w:val="24"/>
           <w:szCs w:val="24"/>
+          <w:highlight w:val="yellow"/>
           <w:lang w:val="en-US"/>
         </w:rPr>
         <w:t xml:space="preserve"> </w:t>
@@ -9360,8 +9501,17 @@
           <w:rFonts w:ascii="Times New Roman" w:hAnsi="Times New Roman"/>
           <w:sz w:val="24"/>
           <w:szCs w:val="24"/>
-        </w:rPr>
-        <w:t xml:space="preserve">2013 </w:t>
+          <w:highlight w:val="yellow"/>
+        </w:rPr>
+        <w:t>2013</w:t>
+      </w:r>
+      <w:r>
+        <w:rPr>
+          <w:rFonts w:ascii="Times New Roman" w:hAnsi="Times New Roman"/>
+          <w:sz w:val="24"/>
+          <w:szCs w:val="24"/>
+        </w:rPr>
+        <w:t xml:space="preserve"> </w:t>
       </w:r>
     </w:p>
     <w:p>
@@ -9483,6 +9633,7 @@
           <w:rFonts w:ascii="Times New Roman" w:eastAsia="Times New Roman" w:hAnsi="Times New Roman"/>
           <w:sz w:val="24"/>
           <w:szCs w:val="24"/>
+          <w:highlight w:val="yellow"/>
           <w:lang w:eastAsia="id-ID"/>
         </w:rPr>
         <w:t>A. kekayaan sumber daya alam, sumber daya manusia, dan budaya yang melimpah</w:t>
@@ -9711,6 +9862,7 @@
           <w:rFonts w:ascii="Times New Roman" w:eastAsia="Times New Roman" w:hAnsi="Times New Roman"/>
           <w:sz w:val="24"/>
           <w:szCs w:val="24"/>
+          <w:highlight w:val="yellow"/>
           <w:lang w:eastAsia="id-ID"/>
         </w:rPr>
         <w:t>D. mendapatkan dukungan rakyat Indonesia dalam menghadapi sekutu</w:t>
@@ -9787,6 +9939,7 @@
           <w:rFonts w:ascii="Times New Roman" w:eastAsia="Times New Roman" w:hAnsi="Times New Roman"/>
           <w:sz w:val="24"/>
           <w:szCs w:val="24"/>
+          <w:highlight w:val="yellow"/>
           <w:lang w:eastAsia="id-ID"/>
         </w:rPr>
         <w:t>A. Demokrasi Parlementer</w:t>
@@ -9925,6 +10078,9 @@
         <w:jc w:val="both"/>
       </w:pPr>
       <w:r>
+        <w:rPr>
+          <w:highlight w:val="yellow"/>
+        </w:rPr>
         <w:t>A. segala permasalahan kepemerintahan diputuskan oleh presiden sebagai kepala negara</w:t>
       </w:r>
     </w:p>
@@ -10326,6 +10482,7 @@
           <w:rFonts w:ascii="Times New Roman" w:eastAsia="Times New Roman" w:hAnsi="Times New Roman"/>
           <w:sz w:val="24"/>
           <w:szCs w:val="24"/>
+          <w:highlight w:val="yellow"/>
           <w:lang w:eastAsia="id-ID"/>
         </w:rPr>
         <w:t>D. 4), 5), dan 6)</w:t>
@@ -10435,6 +10592,7 @@
           <w:rFonts w:ascii="Times New Roman" w:eastAsia="Times New Roman" w:hAnsi="Times New Roman"/>
           <w:sz w:val="24"/>
           <w:szCs w:val="24"/>
+          <w:highlight w:val="yellow"/>
           <w:lang w:eastAsia="id-ID"/>
         </w:rPr>
         <w:t>B.</w:t>
@@ -10444,6 +10602,7 @@
           <w:rFonts w:ascii="Times New Roman" w:eastAsia="Times New Roman" w:hAnsi="Times New Roman"/>
           <w:sz w:val="24"/>
           <w:szCs w:val="24"/>
+          <w:highlight w:val="yellow"/>
           <w:lang w:val="en-US" w:eastAsia="id-ID"/>
         </w:rPr>
         <w:tab/>
@@ -10453,10 +10612,13 @@
           <w:rFonts w:ascii="Times New Roman" w:eastAsia="Times New Roman" w:hAnsi="Times New Roman"/>
           <w:sz w:val="24"/>
           <w:szCs w:val="24"/>
+          <w:highlight w:val="yellow"/>
           <w:lang w:eastAsia="id-ID"/>
         </w:rPr>
         <w:t>terbentuknya mentalitas dan budaya korupsi, dan reaksi terhadap kekuasaan otoriter</w:t>
       </w:r>
+      <w:bookmarkStart w:id="0" w:name="_GoBack"/>
+      <w:bookmarkEnd w:id="0"/>
     </w:p>
     <w:p>
       <w:pPr>
@@ -11217,7 +11379,7 @@
           <w:lang w:val="en-US"/>
         </w:rPr>
         <w:drawing>
-          <wp:anchor distT="0" distB="0" distL="114300" distR="114300" simplePos="0" relativeHeight="251694080" behindDoc="1" locked="0" layoutInCell="1" allowOverlap="1" wp14:anchorId="0F5283F1" wp14:editId="6B9C65A0">
+          <wp:anchor distT="0" distB="0" distL="114300" distR="114300" simplePos="0" relativeHeight="251694080" behindDoc="1" locked="0" layoutInCell="1" allowOverlap="1" wp14:anchorId="2C4FAF05" wp14:editId="07FA1C66">
             <wp:simplePos x="0" y="0"/>
             <wp:positionH relativeFrom="column">
               <wp:posOffset>688340</wp:posOffset>
@@ -11557,7 +11719,7 @@
 </file>
 
 <file path=word/endnotes.xml><?xml version="1.0" encoding="utf-8"?>
-<w:endnotes xmlns:wpc="http://schemas.microsoft.com/office/word/2010/wordprocessingCanvas" xmlns:cx="http://schemas.microsoft.com/office/drawing/2014/chartex" xmlns:cx1="http://schemas.microsoft.com/office/drawing/2015/9/8/chartex" xmlns:mc="http://schemas.openxmlformats.org/markup-compatibility/2006" xmlns:o="urn:schemas-microsoft-com:office:office" xmlns:r="http://schemas.openxmlformats.org/officeDocument/2006/relationships" xmlns:m="http://schemas.openxmlformats.org/officeDocument/2006/math" xmlns:v="urn:schemas-microsoft-com:vml" xmlns:wp14="http://schemas.microsoft.com/office/word/2010/wordprocessingDrawing" xmlns:wp="http://schemas.openxmlformats.org/drawingml/2006/wordprocessingDrawing" xmlns:w10="urn:schemas-microsoft-com:office:word" xmlns:w="http://schemas.openxmlformats.org/wordprocessingml/2006/main" xmlns:w14="http://schemas.microsoft.com/office/word/2010/wordml" xmlns:w15="http://schemas.microsoft.com/office/word/2012/wordml" xmlns:w16se="http://schemas.microsoft.com/office/word/2015/wordml/symex" xmlns:wpg="http://schemas.microsoft.com/office/word/2010/wordprocessingGroup" xmlns:wpi="http://schemas.microsoft.com/office/word/2010/wordprocessingInk" xmlns:wne="http://schemas.microsoft.com/office/word/2006/wordml" xmlns:wps="http://schemas.microsoft.com/office/word/2010/wordprocessingShape" mc:Ignorable="w14 w15 w16se wp14">
+<w:endnotes xmlns:wpc="http://schemas.microsoft.com/office/word/2010/wordprocessingCanvas" xmlns:cx="http://schemas.microsoft.com/office/drawing/2014/chartex" xmlns:cx1="http://schemas.microsoft.com/office/drawing/2015/9/8/chartex" xmlns:cx2="http://schemas.microsoft.com/office/drawing/2015/10/21/chartex" xmlns:cx3="http://schemas.microsoft.com/office/drawing/2016/5/9/chartex" xmlns:cx4="http://schemas.microsoft.com/office/drawing/2016/5/10/chartex" xmlns:cx5="http://schemas.microsoft.com/office/drawing/2016/5/11/chartex" xmlns:cx6="http://schemas.microsoft.com/office/drawing/2016/5/12/chartex" xmlns:cx7="http://schemas.microsoft.com/office/drawing/2016/5/13/chartex" xmlns:cx8="http://schemas.microsoft.com/office/drawing/2016/5/14/chartex" xmlns:mc="http://schemas.openxmlformats.org/markup-compatibility/2006" xmlns:aink="http://schemas.microsoft.com/office/drawing/2016/ink" xmlns:am3d="http://schemas.microsoft.com/office/drawing/2017/model3d" xmlns:o="urn:schemas-microsoft-com:office:office" xmlns:r="http://schemas.openxmlformats.org/officeDocument/2006/relationships" xmlns:m="http://schemas.openxmlformats.org/officeDocument/2006/math" xmlns:v="urn:schemas-microsoft-com:vml" xmlns:wp14="http://schemas.microsoft.com/office/word/2010/wordprocessingDrawing" xmlns:wp="http://schemas.openxmlformats.org/drawingml/2006/wordprocessingDrawing" xmlns:w10="urn:schemas-microsoft-com:office:word" xmlns:w="http://schemas.openxmlformats.org/wordprocessingml/2006/main" xmlns:w14="http://schemas.microsoft.com/office/word/2010/wordml" xmlns:w15="http://schemas.microsoft.com/office/word/2012/wordml" xmlns:w16cex="http://schemas.microsoft.com/office/word/2018/wordml/cex" xmlns:w16cid="http://schemas.microsoft.com/office/word/2016/wordml/cid" xmlns:w16="http://schemas.microsoft.com/office/word/2018/wordml" xmlns:w16se="http://schemas.microsoft.com/office/word/2015/wordml/symex" xmlns:wpg="http://schemas.microsoft.com/office/word/2010/wordprocessingGroup" xmlns:wpi="http://schemas.microsoft.com/office/word/2010/wordprocessingInk" xmlns:wne="http://schemas.microsoft.com/office/word/2006/wordml" xmlns:wps="http://schemas.microsoft.com/office/word/2010/wordprocessingShape" mc:Ignorable="w14 w15 w16se w16cid w16 w16cex wp14">
   <w:endnote w:type="separator" w:id="-1">
     <w:p>
       <w:pPr>
@@ -11582,7 +11744,7 @@
 </file>
 
 <file path=word/footer1.xml><?xml version="1.0" encoding="utf-8"?>
-<w:ftr xmlns:wpc="http://schemas.microsoft.com/office/word/2010/wordprocessingCanvas" xmlns:cx="http://schemas.microsoft.com/office/drawing/2014/chartex" xmlns:cx1="http://schemas.microsoft.com/office/drawing/2015/9/8/chartex" xmlns:mc="http://schemas.openxmlformats.org/markup-compatibility/2006" xmlns:o="urn:schemas-microsoft-com:office:office" xmlns:r="http://schemas.openxmlformats.org/officeDocument/2006/relationships" xmlns:m="http://schemas.openxmlformats.org/officeDocument/2006/math" xmlns:v="urn:schemas-microsoft-com:vml" xmlns:wp14="http://schemas.microsoft.com/office/word/2010/wordprocessingDrawing" xmlns:wp="http://schemas.openxmlformats.org/drawingml/2006/wordprocessingDrawing" xmlns:w10="urn:schemas-microsoft-com:office:word" xmlns:w="http://schemas.openxmlformats.org/wordprocessingml/2006/main" xmlns:w14="http://schemas.microsoft.com/office/word/2010/wordml" xmlns:w15="http://schemas.microsoft.com/office/word/2012/wordml" xmlns:w16se="http://schemas.microsoft.com/office/word/2015/wordml/symex" xmlns:wpg="http://schemas.microsoft.com/office/word/2010/wordprocessingGroup" xmlns:wpi="http://schemas.microsoft.com/office/word/2010/wordprocessingInk" xmlns:wne="http://schemas.microsoft.com/office/word/2006/wordml" xmlns:wps="http://schemas.microsoft.com/office/word/2010/wordprocessingShape" mc:Ignorable="w14 w15 w16se wp14">
+<w:ftr xmlns:wpc="http://schemas.microsoft.com/office/word/2010/wordprocessingCanvas" xmlns:cx="http://schemas.microsoft.com/office/drawing/2014/chartex" xmlns:cx1="http://schemas.microsoft.com/office/drawing/2015/9/8/chartex" xmlns:cx2="http://schemas.microsoft.com/office/drawing/2015/10/21/chartex" xmlns:cx3="http://schemas.microsoft.com/office/drawing/2016/5/9/chartex" xmlns:cx4="http://schemas.microsoft.com/office/drawing/2016/5/10/chartex" xmlns:cx5="http://schemas.microsoft.com/office/drawing/2016/5/11/chartex" xmlns:cx6="http://schemas.microsoft.com/office/drawing/2016/5/12/chartex" xmlns:cx7="http://schemas.microsoft.com/office/drawing/2016/5/13/chartex" xmlns:cx8="http://schemas.microsoft.com/office/drawing/2016/5/14/chartex" xmlns:mc="http://schemas.openxmlformats.org/markup-compatibility/2006" xmlns:aink="http://schemas.microsoft.com/office/drawing/2016/ink" xmlns:am3d="http://schemas.microsoft.com/office/drawing/2017/model3d" xmlns:o="urn:schemas-microsoft-com:office:office" xmlns:r="http://schemas.openxmlformats.org/officeDocument/2006/relationships" xmlns:m="http://schemas.openxmlformats.org/officeDocument/2006/math" xmlns:v="urn:schemas-microsoft-com:vml" xmlns:wp14="http://schemas.microsoft.com/office/word/2010/wordprocessingDrawing" xmlns:wp="http://schemas.openxmlformats.org/drawingml/2006/wordprocessingDrawing" xmlns:w10="urn:schemas-microsoft-com:office:word" xmlns:w="http://schemas.openxmlformats.org/wordprocessingml/2006/main" xmlns:w14="http://schemas.microsoft.com/office/word/2010/wordml" xmlns:w15="http://schemas.microsoft.com/office/word/2012/wordml" xmlns:w16cex="http://schemas.microsoft.com/office/word/2018/wordml/cex" xmlns:w16cid="http://schemas.microsoft.com/office/word/2016/wordml/cid" xmlns:w16="http://schemas.microsoft.com/office/word/2018/wordml" xmlns:w16se="http://schemas.microsoft.com/office/word/2015/wordml/symex" xmlns:wpg="http://schemas.microsoft.com/office/word/2010/wordprocessingGroup" xmlns:wpi="http://schemas.microsoft.com/office/word/2010/wordprocessingInk" xmlns:wne="http://schemas.microsoft.com/office/word/2006/wordml" xmlns:wps="http://schemas.microsoft.com/office/word/2010/wordprocessingShape" mc:Ignorable="w14 w15 w16se w16cid w16 w16cex wp14">
   <w:sdt>
     <w:sdtPr>
       <w:id w:val="-353270289"/>
@@ -11703,7 +11865,7 @@
 </file>
 
 <file path=word/footer2.xml><?xml version="1.0" encoding="utf-8"?>
-<w:ftr xmlns:wpc="http://schemas.microsoft.com/office/word/2010/wordprocessingCanvas" xmlns:cx="http://schemas.microsoft.com/office/drawing/2014/chartex" xmlns:cx1="http://schemas.microsoft.com/office/drawing/2015/9/8/chartex" xmlns:mc="http://schemas.openxmlformats.org/markup-compatibility/2006" xmlns:o="urn:schemas-microsoft-com:office:office" xmlns:r="http://schemas.openxmlformats.org/officeDocument/2006/relationships" xmlns:m="http://schemas.openxmlformats.org/officeDocument/2006/math" xmlns:v="urn:schemas-microsoft-com:vml" xmlns:wp14="http://schemas.microsoft.com/office/word/2010/wordprocessingDrawing" xmlns:wp="http://schemas.openxmlformats.org/drawingml/2006/wordprocessingDrawing" xmlns:w10="urn:schemas-microsoft-com:office:word" xmlns:w="http://schemas.openxmlformats.org/wordprocessingml/2006/main" xmlns:w14="http://schemas.microsoft.com/office/word/2010/wordml" xmlns:w15="http://schemas.microsoft.com/office/word/2012/wordml" xmlns:w16se="http://schemas.microsoft.com/office/word/2015/wordml/symex" xmlns:wpg="http://schemas.microsoft.com/office/word/2010/wordprocessingGroup" xmlns:wpi="http://schemas.microsoft.com/office/word/2010/wordprocessingInk" xmlns:wne="http://schemas.microsoft.com/office/word/2006/wordml" xmlns:wps="http://schemas.microsoft.com/office/word/2010/wordprocessingShape" mc:Ignorable="w14 w15 w16se wp14">
+<w:ftr xmlns:wpc="http://schemas.microsoft.com/office/word/2010/wordprocessingCanvas" xmlns:cx="http://schemas.microsoft.com/office/drawing/2014/chartex" xmlns:cx1="http://schemas.microsoft.com/office/drawing/2015/9/8/chartex" xmlns:cx2="http://schemas.microsoft.com/office/drawing/2015/10/21/chartex" xmlns:cx3="http://schemas.microsoft.com/office/drawing/2016/5/9/chartex" xmlns:cx4="http://schemas.microsoft.com/office/drawing/2016/5/10/chartex" xmlns:cx5="http://schemas.microsoft.com/office/drawing/2016/5/11/chartex" xmlns:cx6="http://schemas.microsoft.com/office/drawing/2016/5/12/chartex" xmlns:cx7="http://schemas.microsoft.com/office/drawing/2016/5/13/chartex" xmlns:cx8="http://schemas.microsoft.com/office/drawing/2016/5/14/chartex" xmlns:mc="http://schemas.openxmlformats.org/markup-compatibility/2006" xmlns:aink="http://schemas.microsoft.com/office/drawing/2016/ink" xmlns:am3d="http://schemas.microsoft.com/office/drawing/2017/model3d" xmlns:o="urn:schemas-microsoft-com:office:office" xmlns:r="http://schemas.openxmlformats.org/officeDocument/2006/relationships" xmlns:m="http://schemas.openxmlformats.org/officeDocument/2006/math" xmlns:v="urn:schemas-microsoft-com:vml" xmlns:wp14="http://schemas.microsoft.com/office/word/2010/wordprocessingDrawing" xmlns:wp="http://schemas.openxmlformats.org/drawingml/2006/wordprocessingDrawing" xmlns:w10="urn:schemas-microsoft-com:office:word" xmlns:w="http://schemas.openxmlformats.org/wordprocessingml/2006/main" xmlns:w14="http://schemas.microsoft.com/office/word/2010/wordml" xmlns:w15="http://schemas.microsoft.com/office/word/2012/wordml" xmlns:w16cex="http://schemas.microsoft.com/office/word/2018/wordml/cex" xmlns:w16cid="http://schemas.microsoft.com/office/word/2016/wordml/cid" xmlns:w16="http://schemas.microsoft.com/office/word/2018/wordml" xmlns:w16se="http://schemas.microsoft.com/office/word/2015/wordml/symex" xmlns:wpg="http://schemas.microsoft.com/office/word/2010/wordprocessingGroup" xmlns:wpi="http://schemas.microsoft.com/office/word/2010/wordprocessingInk" xmlns:wne="http://schemas.microsoft.com/office/word/2006/wordml" xmlns:wps="http://schemas.microsoft.com/office/word/2010/wordprocessingShape" mc:Ignorable="w14 w15 w16se w16cid w16 w16cex wp14">
   <w:sdt>
     <w:sdtPr>
       <w:id w:val="1575390035"/>
@@ -11831,7 +11993,7 @@
 </file>
 
 <file path=word/footnotes.xml><?xml version="1.0" encoding="utf-8"?>
-<w:footnotes xmlns:wpc="http://schemas.microsoft.com/office/word/2010/wordprocessingCanvas" xmlns:cx="http://schemas.microsoft.com/office/drawing/2014/chartex" xmlns:cx1="http://schemas.microsoft.com/office/drawing/2015/9/8/chartex" xmlns:mc="http://schemas.openxmlformats.org/markup-compatibility/2006" xmlns:o="urn:schemas-microsoft-com:office:office" xmlns:r="http://schemas.openxmlformats.org/officeDocument/2006/relationships" xmlns:m="http://schemas.openxmlformats.org/officeDocument/2006/math" xmlns:v="urn:schemas-microsoft-com:vml" xmlns:wp14="http://schemas.microsoft.com/office/word/2010/wordprocessingDrawing" xmlns:wp="http://schemas.openxmlformats.org/drawingml/2006/wordprocessingDrawing" xmlns:w10="urn:schemas-microsoft-com:office:word" xmlns:w="http://schemas.openxmlformats.org/wordprocessingml/2006/main" xmlns:w14="http://schemas.microsoft.com/office/word/2010/wordml" xmlns:w15="http://schemas.microsoft.com/office/word/2012/wordml" xmlns:w16se="http://schemas.microsoft.com/office/word/2015/wordml/symex" xmlns:wpg="http://schemas.microsoft.com/office/word/2010/wordprocessingGroup" xmlns:wpi="http://schemas.microsoft.com/office/word/2010/wordprocessingInk" xmlns:wne="http://schemas.microsoft.com/office/word/2006/wordml" xmlns:wps="http://schemas.microsoft.com/office/word/2010/wordprocessingShape" mc:Ignorable="w14 w15 w16se wp14">
+<w:footnotes xmlns:wpc="http://schemas.microsoft.com/office/word/2010/wordprocessingCanvas" xmlns:cx="http://schemas.microsoft.com/office/drawing/2014/chartex" xmlns:cx1="http://schemas.microsoft.com/office/drawing/2015/9/8/chartex" xmlns:cx2="http://schemas.microsoft.com/office/drawing/2015/10/21/chartex" xmlns:cx3="http://schemas.microsoft.com/office/drawing/2016/5/9/chartex" xmlns:cx4="http://schemas.microsoft.com/office/drawing/2016/5/10/chartex" xmlns:cx5="http://schemas.microsoft.com/office/drawing/2016/5/11/chartex" xmlns:cx6="http://schemas.microsoft.com/office/drawing/2016/5/12/chartex" xmlns:cx7="http://schemas.microsoft.com/office/drawing/2016/5/13/chartex" xmlns:cx8="http://schemas.microsoft.com/office/drawing/2016/5/14/chartex" xmlns:mc="http://schemas.openxmlformats.org/markup-compatibility/2006" xmlns:aink="http://schemas.microsoft.com/office/drawing/2016/ink" xmlns:am3d="http://schemas.microsoft.com/office/drawing/2017/model3d" xmlns:o="urn:schemas-microsoft-com:office:office" xmlns:r="http://schemas.openxmlformats.org/officeDocument/2006/relationships" xmlns:m="http://schemas.openxmlformats.org/officeDocument/2006/math" xmlns:v="urn:schemas-microsoft-com:vml" xmlns:wp14="http://schemas.microsoft.com/office/word/2010/wordprocessingDrawing" xmlns:wp="http://schemas.openxmlformats.org/drawingml/2006/wordprocessingDrawing" xmlns:w10="urn:schemas-microsoft-com:office:word" xmlns:w="http://schemas.openxmlformats.org/wordprocessingml/2006/main" xmlns:w14="http://schemas.microsoft.com/office/word/2010/wordml" xmlns:w15="http://schemas.microsoft.com/office/word/2012/wordml" xmlns:w16cex="http://schemas.microsoft.com/office/word/2018/wordml/cex" xmlns:w16cid="http://schemas.microsoft.com/office/word/2016/wordml/cid" xmlns:w16="http://schemas.microsoft.com/office/word/2018/wordml" xmlns:w16se="http://schemas.microsoft.com/office/word/2015/wordml/symex" xmlns:wpg="http://schemas.microsoft.com/office/word/2010/wordprocessingGroup" xmlns:wpi="http://schemas.microsoft.com/office/word/2010/wordprocessingInk" xmlns:wne="http://schemas.microsoft.com/office/word/2006/wordml" xmlns:wps="http://schemas.microsoft.com/office/word/2010/wordprocessingShape" mc:Ignorable="w14 w15 w16se w16cid w16 w16cex wp14">
   <w:footnote w:type="separator" w:id="-1">
     <w:p>
       <w:pPr>
@@ -11856,7 +12018,7 @@
 </file>
 
 <file path=word/numbering.xml><?xml version="1.0" encoding="utf-8"?>
-<w:numbering xmlns:wpc="http://schemas.microsoft.com/office/word/2010/wordprocessingCanvas" xmlns:cx="http://schemas.microsoft.com/office/drawing/2014/chartex" xmlns:cx1="http://schemas.microsoft.com/office/drawing/2015/9/8/chartex" xmlns:mc="http://schemas.openxmlformats.org/markup-compatibility/2006" xmlns:o="urn:schemas-microsoft-com:office:office" xmlns:r="http://schemas.openxmlformats.org/officeDocument/2006/relationships" xmlns:m="http://schemas.openxmlformats.org/officeDocument/2006/math" xmlns:v="urn:schemas-microsoft-com:vml" xmlns:wp14="http://schemas.microsoft.com/office/word/2010/wordprocessingDrawing" xmlns:wp="http://schemas.openxmlformats.org/drawingml/2006/wordprocessingDrawing" xmlns:w10="urn:schemas-microsoft-com:office:word" xmlns:w="http://schemas.openxmlformats.org/wordprocessingml/2006/main" xmlns:w14="http://schemas.microsoft.com/office/word/2010/wordml" xmlns:w15="http://schemas.microsoft.com/office/word/2012/wordml" xmlns:w16se="http://schemas.microsoft.com/office/word/2015/wordml/symex" xmlns:wpg="http://schemas.microsoft.com/office/word/2010/wordprocessingGroup" xmlns:wpi="http://schemas.microsoft.com/office/word/2010/wordprocessingInk" xmlns:wne="http://schemas.microsoft.com/office/word/2006/wordml" xmlns:wps="http://schemas.microsoft.com/office/word/2010/wordprocessingShape" mc:Ignorable="w14 w15 w16se wp14">
+<w:numbering xmlns:wpc="http://schemas.microsoft.com/office/word/2010/wordprocessingCanvas" xmlns:cx="http://schemas.microsoft.com/office/drawing/2014/chartex" xmlns:cx1="http://schemas.microsoft.com/office/drawing/2015/9/8/chartex" xmlns:cx2="http://schemas.microsoft.com/office/drawing/2015/10/21/chartex" xmlns:cx3="http://schemas.microsoft.com/office/drawing/2016/5/9/chartex" xmlns:cx4="http://schemas.microsoft.com/office/drawing/2016/5/10/chartex" xmlns:cx5="http://schemas.microsoft.com/office/drawing/2016/5/11/chartex" xmlns:cx6="http://schemas.microsoft.com/office/drawing/2016/5/12/chartex" xmlns:cx7="http://schemas.microsoft.com/office/drawing/2016/5/13/chartex" xmlns:cx8="http://schemas.microsoft.com/office/drawing/2016/5/14/chartex" xmlns:mc="http://schemas.openxmlformats.org/markup-compatibility/2006" xmlns:aink="http://schemas.microsoft.com/office/drawing/2016/ink" xmlns:am3d="http://schemas.microsoft.com/office/drawing/2017/model3d" xmlns:o="urn:schemas-microsoft-com:office:office" xmlns:r="http://schemas.openxmlformats.org/officeDocument/2006/relationships" xmlns:m="http://schemas.openxmlformats.org/officeDocument/2006/math" xmlns:v="urn:schemas-microsoft-com:vml" xmlns:wp14="http://schemas.microsoft.com/office/word/2010/wordprocessingDrawing" xmlns:wp="http://schemas.openxmlformats.org/drawingml/2006/wordprocessingDrawing" xmlns:w10="urn:schemas-microsoft-com:office:word" xmlns:w="http://schemas.openxmlformats.org/wordprocessingml/2006/main" xmlns:w14="http://schemas.microsoft.com/office/word/2010/wordml" xmlns:w15="http://schemas.microsoft.com/office/word/2012/wordml" xmlns:w16cex="http://schemas.microsoft.com/office/word/2018/wordml/cex" xmlns:w16cid="http://schemas.microsoft.com/office/word/2016/wordml/cid" xmlns:w16="http://schemas.microsoft.com/office/word/2018/wordml" xmlns:w16se="http://schemas.microsoft.com/office/word/2015/wordml/symex" xmlns:wpg="http://schemas.microsoft.com/office/word/2010/wordprocessingGroup" xmlns:wpi="http://schemas.microsoft.com/office/word/2010/wordprocessingInk" xmlns:wne="http://schemas.microsoft.com/office/word/2006/wordml" xmlns:wps="http://schemas.microsoft.com/office/word/2010/wordprocessingShape" mc:Ignorable="w14 w15 w16se w16cid w16 w16cex wp14">
   <w:abstractNum w:abstractNumId="0" w15:restartNumberingAfterBreak="0">
     <w:nsid w:val="01D915DD"/>
     <w:multiLevelType w:val="hybridMultilevel"/>
@@ -13819,7 +13981,7 @@
 </file>
 
 <file path=word/styles.xml><?xml version="1.0" encoding="utf-8"?>
-<w:styles xmlns:mc="http://schemas.openxmlformats.org/markup-compatibility/2006" xmlns:r="http://schemas.openxmlformats.org/officeDocument/2006/relationships" xmlns:w="http://schemas.openxmlformats.org/wordprocessingml/2006/main" xmlns:w14="http://schemas.microsoft.com/office/word/2010/wordml" xmlns:w15="http://schemas.microsoft.com/office/word/2012/wordml" xmlns:w16se="http://schemas.microsoft.com/office/word/2015/wordml/symex" mc:Ignorable="w14 w15 w16se">
+<w:styles xmlns:mc="http://schemas.openxmlformats.org/markup-compatibility/2006" xmlns:r="http://schemas.openxmlformats.org/officeDocument/2006/relationships" xmlns:w="http://schemas.openxmlformats.org/wordprocessingml/2006/main" xmlns:w14="http://schemas.microsoft.com/office/word/2010/wordml" xmlns:w15="http://schemas.microsoft.com/office/word/2012/wordml" xmlns:w16cex="http://schemas.microsoft.com/office/word/2018/wordml/cex" xmlns:w16cid="http://schemas.microsoft.com/office/word/2016/wordml/cid" xmlns:w16="http://schemas.microsoft.com/office/word/2018/wordml" xmlns:w16se="http://schemas.microsoft.com/office/word/2015/wordml/symex" mc:Ignorable="w14 w15 w16se w16cid w16 w16cex">
   <w:docDefaults>
     <w:rPrDefault>
       <w:rPr>
@@ -13829,7 +13991,7 @@
     </w:rPrDefault>
     <w:pPrDefault/>
   </w:docDefaults>
-  <w:latentStyles w:defLockedState="0" w:defUIPriority="99" w:defSemiHidden="0" w:defUnhideWhenUsed="0" w:defQFormat="0" w:count="371">
+  <w:latentStyles w:defLockedState="0" w:defUIPriority="99" w:defSemiHidden="0" w:defUnhideWhenUsed="0" w:defQFormat="0" w:count="376">
     <w:lsdException w:name="Normal" w:uiPriority="0" w:qFormat="1"/>
     <w:lsdException w:name="heading 1" w:uiPriority="9" w:qFormat="1"/>
     <w:lsdException w:name="heading 2" w:semiHidden="1" w:uiPriority="9" w:unhideWhenUsed="1" w:qFormat="1"/>
@@ -13935,7 +14097,6 @@
     <w:lsdException w:name="HTML Sample" w:semiHidden="1" w:unhideWhenUsed="1"/>
     <w:lsdException w:name="HTML Typewriter" w:semiHidden="1" w:unhideWhenUsed="1"/>
     <w:lsdException w:name="HTML Variable" w:semiHidden="1" w:unhideWhenUsed="1"/>
-    <w:lsdException w:name="Normal Table" w:semiHidden="1" w:unhideWhenUsed="1"/>
     <w:lsdException w:name="annotation subject" w:semiHidden="1" w:unhideWhenUsed="1"/>
     <w:lsdException w:name="No List" w:semiHidden="1" w:unhideWhenUsed="1"/>
     <w:lsdException w:name="Outline List 1" w:semiHidden="1" w:unhideWhenUsed="1"/>
@@ -13978,11 +14139,8 @@
     <w:lsdException w:name="Table Contemporary" w:semiHidden="1" w:unhideWhenUsed="1"/>
     <w:lsdException w:name="Table Elegant" w:semiHidden="1" w:unhideWhenUsed="1"/>
     <w:lsdException w:name="Table Professional" w:semiHidden="1" w:unhideWhenUsed="1"/>
-    <w:lsdException w:name="Table Subtle 1" w:semiHidden="1" w:unhideWhenUsed="1"/>
     <w:lsdException w:name="Table Subtle 2" w:semiHidden="1" w:unhideWhenUsed="1"/>
     <w:lsdException w:name="Table Web 1" w:semiHidden="1" w:unhideWhenUsed="1"/>
-    <w:lsdException w:name="Table Web 2" w:semiHidden="1" w:unhideWhenUsed="1"/>
-    <w:lsdException w:name="Table Web 3" w:semiHidden="1" w:unhideWhenUsed="1"/>
     <w:lsdException w:name="Balloon Text" w:semiHidden="1" w:unhideWhenUsed="1"/>
     <w:lsdException w:name="Table Grid" w:uiPriority="59"/>
     <w:lsdException w:name="Table Theme" w:semiHidden="1" w:unhideWhenUsed="1"/>
@@ -14201,6 +14359,11 @@
     <w:lsdException w:name="List Table 5 Dark Accent 6" w:uiPriority="50"/>
     <w:lsdException w:name="List Table 6 Colorful Accent 6" w:uiPriority="51"/>
     <w:lsdException w:name="List Table 7 Colorful Accent 6" w:uiPriority="52"/>
+    <w:lsdException w:name="Mention" w:semiHidden="1" w:unhideWhenUsed="1"/>
+    <w:lsdException w:name="Smart Hyperlink" w:semiHidden="1" w:unhideWhenUsed="1"/>
+    <w:lsdException w:name="Hashtag" w:semiHidden="1" w:unhideWhenUsed="1"/>
+    <w:lsdException w:name="Unresolved Mention" w:semiHidden="1" w:unhideWhenUsed="1"/>
+    <w:lsdException w:name="Smart Link" w:semiHidden="1" w:unhideWhenUsed="1"/>
   </w:latentStyles>
   <w:style w:type="paragraph" w:default="1" w:styleId="Normal">
     <w:name w:val="Normal"/>
@@ -14832,7 +14995,7 @@
 </file>
 
 <file path=customXml/itemProps1.xml><?xml version="1.0" encoding="utf-8"?>
-<ds:datastoreItem xmlns:ds="http://schemas.openxmlformats.org/officeDocument/2006/customXml" ds:itemID="{F039ED86-F4F9-4C1C-8099-8C7F51C4A87F}">
+<ds:datastoreItem xmlns:ds="http://schemas.openxmlformats.org/officeDocument/2006/customXml" ds:itemID="{A6FE7498-648B-4CC9-BFD4-2C3D440C98FB}">
   <ds:schemaRefs>
     <ds:schemaRef ds:uri="http://schemas.openxmlformats.org/officeDocument/2006/bibliography"/>
   </ds:schemaRefs>

--- a/yang-diujikan/ips - pembahasan.docx
+++ b/yang-diujikan/ips - pembahasan.docx
@@ -1728,6 +1728,29 @@
     </w:p>
     <w:p>
       <w:pPr>
+        <w:spacing w:after="0" w:line="240" w:lineRule="auto"/>
+        <w:rPr>
+          <w:rFonts w:ascii="Times New Roman" w:hAnsi="Times New Roman"/>
+          <w:sz w:val="24"/>
+          <w:szCs w:val="24"/>
+          <w:lang w:val="en-US"/>
+        </w:rPr>
+      </w:pPr>
+      <w:bookmarkStart w:id="0" w:name="_GoBack"/>
+      <w:bookmarkEnd w:id="0"/>
+      <w:r>
+        <w:rPr>
+          <w:rFonts w:ascii="Times New Roman" w:hAnsi="Times New Roman"/>
+          <w:sz w:val="24"/>
+          <w:szCs w:val="24"/>
+          <w:highlight w:val="cyan"/>
+          <w:lang w:val="en-US"/>
+        </w:rPr>
+        <w:t>Interaksi antarruang di sini yang dimaksud adalah distribusi. Menurunnya interaksi antarruang berarti semakin jarangnya distribusi dikarenakan kondisi jalan yang rusak</w:t>
+      </w:r>
+    </w:p>
+    <w:p>
+      <w:pPr>
         <w:pStyle w:val="ListParagraph"/>
         <w:spacing w:before="120" w:after="0" w:line="240" w:lineRule="auto"/>
         <w:ind w:left="425" w:hanging="425"/>
@@ -2019,6 +2042,7 @@
           <w:szCs w:val="24"/>
           <w:highlight w:val="yellow"/>
         </w:rPr>
+        <w:lastRenderedPageBreak/>
         <w:t>1), 2), dan 4)</w:t>
       </w:r>
       <w:r>
@@ -2086,7 +2110,6 @@
           <w:sz w:val="24"/>
           <w:szCs w:val="24"/>
         </w:rPr>
-        <w:lastRenderedPageBreak/>
         <w:t xml:space="preserve">3. </w:t>
       </w:r>
       <w:r>
@@ -4520,6 +4543,7 @@
           <w:szCs w:val="24"/>
           <w:lang w:eastAsia="id-ID"/>
         </w:rPr>
+        <w:lastRenderedPageBreak/>
         <w:t>7 Agustus 1967</w:t>
       </w:r>
       <w:r>
@@ -4646,7 +4670,6 @@
           <w:szCs w:val="24"/>
           <w:lang w:eastAsia="id-ID"/>
         </w:rPr>
-        <w:lastRenderedPageBreak/>
         <w:t>13.</w:t>
       </w:r>
       <w:r>
@@ -6555,6 +6578,7 @@
           <w:szCs w:val="24"/>
           <w:highlight w:val="yellow"/>
         </w:rPr>
+        <w:lastRenderedPageBreak/>
         <w:t>D</w:t>
       </w:r>
       <w:r>
@@ -6601,7 +6625,6 @@
           <w:sz w:val="24"/>
           <w:szCs w:val="24"/>
         </w:rPr>
-        <w:lastRenderedPageBreak/>
         <w:t xml:space="preserve">20. </w:t>
       </w:r>
       <w:r>
@@ -8277,7 +8300,11 @@
         <w:t>Indonesia selalu membuka peluang kerjasama dengan negara lain dan</w:t>
       </w:r>
       <w:r>
-        <w:t xml:space="preserve"> organisasi internasional, misalnya dengan UNESCO yang bergerak di bidang ilmu pengetahuan, budaya, dan komunikasi. Kerjasama ini juga didukung oleh adanya kemajuan teknologi informasi, komunikasi dan transportasi di era globalisasi. Kerjasama ini menunjukkan adanya gejala globalisasi di bidang ….</w:t>
+        <w:t xml:space="preserve"> organisasi internasional, misalnya dengan UNESCO yang bergerak di bidang ilmu pengetahuan, budaya, dan komunikasi. </w:t>
+      </w:r>
+      <w:r>
+        <w:lastRenderedPageBreak/>
+        <w:t>Kerjasama ini juga didukung oleh adanya kemajuan teknologi informasi, komunikasi dan transportasi di era globalisasi. Kerjasama ini menunjukkan adanya gejala globalisasi di bidang ….</w:t>
       </w:r>
     </w:p>
     <w:p>
@@ -8347,7 +8374,6 @@
         <w:jc w:val="both"/>
       </w:pPr>
       <w:r>
-        <w:lastRenderedPageBreak/>
         <w:t>29.</w:t>
       </w:r>
       <w:r>
@@ -9777,6 +9803,7 @@
           <w:szCs w:val="24"/>
           <w:lang w:eastAsia="id-ID"/>
         </w:rPr>
+        <w:lastRenderedPageBreak/>
         <w:t>A. meyakinkan sekutu bahwa Jepang telah menyerah</w:t>
       </w:r>
     </w:p>
@@ -9894,7 +9921,6 @@
           <w:szCs w:val="24"/>
           <w:lang w:eastAsia="id-ID"/>
         </w:rPr>
-        <w:lastRenderedPageBreak/>
         <w:t>37.</w:t>
       </w:r>
       <w:r>
@@ -10617,8 +10643,6 @@
         </w:rPr>
         <w:t>terbentuknya mentalitas dan budaya korupsi, dan reaksi terhadap kekuasaan otoriter</w:t>
       </w:r>
-      <w:bookmarkStart w:id="0" w:name="_GoBack"/>
-      <w:bookmarkEnd w:id="0"/>
     </w:p>
     <w:p>
       <w:pPr>
@@ -11625,6 +11649,7 @@
           <w:rFonts w:ascii="Times New Roman" w:hAnsi="Times New Roman"/>
           <w:sz w:val="24"/>
         </w:rPr>
+        <w:lastRenderedPageBreak/>
         <w:t xml:space="preserve">44  </w:t>
       </w:r>
       <w:r>
@@ -14097,6 +14122,7 @@
     <w:lsdException w:name="HTML Sample" w:semiHidden="1" w:unhideWhenUsed="1"/>
     <w:lsdException w:name="HTML Typewriter" w:semiHidden="1" w:unhideWhenUsed="1"/>
     <w:lsdException w:name="HTML Variable" w:semiHidden="1" w:unhideWhenUsed="1"/>
+    <w:lsdException w:name="Normal Table" w:semiHidden="1" w:unhideWhenUsed="1"/>
     <w:lsdException w:name="annotation subject" w:semiHidden="1" w:unhideWhenUsed="1"/>
     <w:lsdException w:name="No List" w:semiHidden="1" w:unhideWhenUsed="1"/>
     <w:lsdException w:name="Outline List 1" w:semiHidden="1" w:unhideWhenUsed="1"/>
@@ -14139,8 +14165,11 @@
     <w:lsdException w:name="Table Contemporary" w:semiHidden="1" w:unhideWhenUsed="1"/>
     <w:lsdException w:name="Table Elegant" w:semiHidden="1" w:unhideWhenUsed="1"/>
     <w:lsdException w:name="Table Professional" w:semiHidden="1" w:unhideWhenUsed="1"/>
+    <w:lsdException w:name="Table Subtle 1" w:semiHidden="1" w:unhideWhenUsed="1"/>
     <w:lsdException w:name="Table Subtle 2" w:semiHidden="1" w:unhideWhenUsed="1"/>
     <w:lsdException w:name="Table Web 1" w:semiHidden="1" w:unhideWhenUsed="1"/>
+    <w:lsdException w:name="Table Web 2" w:semiHidden="1" w:unhideWhenUsed="1"/>
+    <w:lsdException w:name="Table Web 3" w:semiHidden="1" w:unhideWhenUsed="1"/>
     <w:lsdException w:name="Balloon Text" w:semiHidden="1" w:unhideWhenUsed="1"/>
     <w:lsdException w:name="Table Grid" w:uiPriority="59"/>
     <w:lsdException w:name="Table Theme" w:semiHidden="1" w:unhideWhenUsed="1"/>
@@ -14995,7 +15024,7 @@
 </file>
 
 <file path=customXml/itemProps1.xml><?xml version="1.0" encoding="utf-8"?>
-<ds:datastoreItem xmlns:ds="http://schemas.openxmlformats.org/officeDocument/2006/customXml" ds:itemID="{A6FE7498-648B-4CC9-BFD4-2C3D440C98FB}">
+<ds:datastoreItem xmlns:ds="http://schemas.openxmlformats.org/officeDocument/2006/customXml" ds:itemID="{C8324708-85F2-4131-BE02-BE322D42764A}">
   <ds:schemaRefs>
     <ds:schemaRef ds:uri="http://schemas.openxmlformats.org/officeDocument/2006/bibliography"/>
   </ds:schemaRefs>

--- a/yang-diujikan/ips - pembahasan.docx
+++ b/yang-diujikan/ips - pembahasan.docx
@@ -1736,8 +1736,6 @@
           <w:lang w:val="en-US"/>
         </w:rPr>
       </w:pPr>
-      <w:bookmarkStart w:id="0" w:name="_GoBack"/>
-      <w:bookmarkEnd w:id="0"/>
       <w:r>
         <w:rPr>
           <w:rFonts w:ascii="Times New Roman" w:hAnsi="Times New Roman"/>
@@ -1954,6 +1952,7 @@
           <w:rFonts w:ascii="Times New Roman" w:hAnsi="Times New Roman"/>
           <w:sz w:val="24"/>
           <w:szCs w:val="24"/>
+          <w:highlight w:val="yellow"/>
         </w:rPr>
         <w:t>1), 2), dan 3)</w:t>
       </w:r>
@@ -2040,7 +2039,6 @@
           <w:rFonts w:ascii="Times New Roman" w:hAnsi="Times New Roman"/>
           <w:sz w:val="24"/>
           <w:szCs w:val="24"/>
-          <w:highlight w:val="yellow"/>
         </w:rPr>
         <w:lastRenderedPageBreak/>
         <w:t>1), 2), dan 4)</w:t>
@@ -2089,6 +2087,35 @@
           <w:szCs w:val="24"/>
         </w:rPr>
         <w:t>3), 4), dan 5)</w:t>
+      </w:r>
+    </w:p>
+    <w:p>
+      <w:pPr>
+        <w:tabs>
+          <w:tab w:val="left" w:pos="2977"/>
+          <w:tab w:val="left" w:pos="3261"/>
+          <w:tab w:val="left" w:pos="5103"/>
+          <w:tab w:val="left" w:pos="5387"/>
+          <w:tab w:val="left" w:pos="7371"/>
+          <w:tab w:val="left" w:pos="7655"/>
+        </w:tabs>
+        <w:spacing w:after="0" w:line="240" w:lineRule="auto"/>
+        <w:rPr>
+          <w:rFonts w:ascii="Times New Roman" w:hAnsi="Times New Roman"/>
+          <w:sz w:val="24"/>
+          <w:szCs w:val="24"/>
+          <w:lang w:val="en-US"/>
+        </w:rPr>
+      </w:pPr>
+      <w:r>
+        <w:rPr>
+          <w:rFonts w:ascii="Times New Roman" w:hAnsi="Times New Roman"/>
+          <w:sz w:val="24"/>
+          <w:szCs w:val="24"/>
+          <w:highlight w:val="cyan"/>
+          <w:lang w:val="en-US"/>
+        </w:rPr>
+        <w:t>Ini sudah jelas. Tidak perlu penjelasan</w:t>
       </w:r>
     </w:p>
     <w:p>
@@ -2241,6 +2268,36 @@
     </w:p>
     <w:p>
       <w:pPr>
+        <w:tabs>
+          <w:tab w:val="left" w:pos="2977"/>
+          <w:tab w:val="left" w:pos="3261"/>
+          <w:tab w:val="left" w:pos="5103"/>
+          <w:tab w:val="left" w:pos="5387"/>
+          <w:tab w:val="left" w:pos="7371"/>
+          <w:tab w:val="left" w:pos="7655"/>
+        </w:tabs>
+        <w:spacing w:after="0" w:line="233" w:lineRule="auto"/>
+        <w:jc w:val="both"/>
+        <w:rPr>
+          <w:rFonts w:ascii="Times New Roman" w:hAnsi="Times New Roman"/>
+          <w:sz w:val="24"/>
+          <w:szCs w:val="24"/>
+          <w:lang w:val="en-US"/>
+        </w:rPr>
+      </w:pPr>
+      <w:r>
+        <w:rPr>
+          <w:rFonts w:ascii="Times New Roman" w:hAnsi="Times New Roman"/>
+          <w:sz w:val="24"/>
+          <w:szCs w:val="24"/>
+          <w:highlight w:val="cyan"/>
+          <w:lang w:val="en-US"/>
+        </w:rPr>
+        <w:t>Tinggal dikalikan: 20 cm x 50000 = 1000000 cm = 10 km</w:t>
+      </w:r>
+    </w:p>
+    <w:p>
+      <w:pPr>
         <w:pStyle w:val="ListParagraph"/>
         <w:spacing w:before="120" w:after="0" w:line="233" w:lineRule="auto"/>
         <w:ind w:left="426" w:hanging="426"/>
@@ -2424,6 +2481,36 @@
     </w:p>
     <w:p>
       <w:pPr>
+        <w:tabs>
+          <w:tab w:val="left" w:pos="426"/>
+          <w:tab w:val="left" w:pos="2977"/>
+          <w:tab w:val="left" w:pos="3261"/>
+          <w:tab w:val="left" w:pos="5103"/>
+          <w:tab w:val="left" w:pos="5387"/>
+          <w:tab w:val="left" w:pos="7371"/>
+          <w:tab w:val="left" w:pos="7655"/>
+        </w:tabs>
+        <w:spacing w:after="0" w:line="233" w:lineRule="auto"/>
+        <w:rPr>
+          <w:rFonts w:ascii="Times New Roman" w:hAnsi="Times New Roman"/>
+          <w:sz w:val="24"/>
+          <w:szCs w:val="24"/>
+          <w:lang w:val="en-US"/>
+        </w:rPr>
+      </w:pPr>
+      <w:r>
+        <w:rPr>
+          <w:rFonts w:ascii="Times New Roman" w:hAnsi="Times New Roman"/>
+          <w:sz w:val="24"/>
+          <w:szCs w:val="24"/>
+          <w:highlight w:val="cyan"/>
+          <w:lang w:val="en-US"/>
+        </w:rPr>
+        <w:t>Sesuai dengan kaidah homo homini lupus: Manusia senantiasa terikat dengan manusia lainnya</w:t>
+      </w:r>
+    </w:p>
+    <w:p>
+      <w:pPr>
         <w:spacing w:before="120" w:after="0" w:line="233" w:lineRule="auto"/>
         <w:ind w:left="426" w:hanging="426"/>
         <w:jc w:val="both"/>
@@ -2596,6 +2683,37 @@
     </w:p>
     <w:p>
       <w:pPr>
+        <w:tabs>
+          <w:tab w:val="left" w:pos="2977"/>
+          <w:tab w:val="left" w:pos="3261"/>
+          <w:tab w:val="left" w:pos="5103"/>
+          <w:tab w:val="left" w:pos="5387"/>
+          <w:tab w:val="left" w:pos="7371"/>
+          <w:tab w:val="left" w:pos="7655"/>
+        </w:tabs>
+        <w:spacing w:after="0" w:line="233" w:lineRule="auto"/>
+        <w:ind w:left="993" w:hanging="284"/>
+        <w:jc w:val="both"/>
+        <w:rPr>
+          <w:rFonts w:ascii="Times New Roman" w:eastAsia="MS Mincho" w:hAnsi="Times New Roman"/>
+          <w:sz w:val="24"/>
+          <w:szCs w:val="24"/>
+          <w:lang w:val="en-US"/>
+        </w:rPr>
+      </w:pPr>
+      <w:r>
+        <w:rPr>
+          <w:rFonts w:ascii="Times New Roman" w:eastAsia="MS Mincho" w:hAnsi="Times New Roman"/>
+          <w:sz w:val="24"/>
+          <w:szCs w:val="24"/>
+          <w:highlight w:val="cyan"/>
+          <w:lang w:val="en-US"/>
+        </w:rPr>
+        <w:t>3 hal di atas sangat mempengaruhi jumlah penduduk suatu wilayah</w:t>
+      </w:r>
+    </w:p>
+    <w:p>
+      <w:pPr>
         <w:spacing w:before="120" w:after="0" w:line="233" w:lineRule="auto"/>
         <w:ind w:left="426" w:hanging="426"/>
         <w:jc w:val="both"/>
@@ -2805,6 +2923,37 @@
         </w:rPr>
         <w:tab/>
         <w:t>Untuk kemakmuran</w:t>
+      </w:r>
+    </w:p>
+    <w:p>
+      <w:pPr>
+        <w:tabs>
+          <w:tab w:val="left" w:pos="2977"/>
+          <w:tab w:val="left" w:pos="3261"/>
+          <w:tab w:val="left" w:pos="5103"/>
+          <w:tab w:val="left" w:pos="5387"/>
+          <w:tab w:val="left" w:pos="7371"/>
+          <w:tab w:val="left" w:pos="7655"/>
+        </w:tabs>
+        <w:spacing w:after="0" w:line="233" w:lineRule="auto"/>
+        <w:ind w:left="993" w:hanging="284"/>
+        <w:jc w:val="both"/>
+        <w:rPr>
+          <w:rFonts w:ascii="Times New Roman" w:eastAsia="MS Mincho" w:hAnsi="Times New Roman"/>
+          <w:sz w:val="24"/>
+          <w:szCs w:val="24"/>
+          <w:lang w:val="en-US"/>
+        </w:rPr>
+      </w:pPr>
+      <w:r>
+        <w:rPr>
+          <w:rFonts w:ascii="Times New Roman" w:eastAsia="MS Mincho" w:hAnsi="Times New Roman"/>
+          <w:sz w:val="24"/>
+          <w:szCs w:val="24"/>
+          <w:highlight w:val="cyan"/>
+          <w:lang w:val="en-US"/>
+        </w:rPr>
+        <w:t>Jelas, kondisi ekonomi menjadi motif utama Siti dalam mencari penghasilan tambahan. Jadi, prioritasnya adalah keuntungan</w:t>
       </w:r>
     </w:p>
     <w:p>
@@ -2974,192 +3123,224 @@
           <w:rFonts w:ascii="Times New Roman" w:hAnsi="Times New Roman"/>
           <w:sz w:val="24"/>
           <w:szCs w:val="24"/>
+        </w:rPr>
+      </w:pPr>
+      <w:r>
+        <w:rPr>
+          <w:rFonts w:ascii="Times New Roman" w:hAnsi="Times New Roman"/>
+          <w:sz w:val="24"/>
+          <w:szCs w:val="24"/>
+        </w:rPr>
+        <w:t>1,</w:t>
+      </w:r>
+      <w:r>
+        <w:rPr>
+          <w:rFonts w:ascii="Times New Roman" w:hAnsi="Times New Roman"/>
+          <w:sz w:val="24"/>
+          <w:szCs w:val="24"/>
+          <w:lang w:val="en-US"/>
+        </w:rPr>
+        <w:t xml:space="preserve"> </w:t>
+      </w:r>
+      <w:r>
+        <w:rPr>
+          <w:rFonts w:ascii="Times New Roman" w:hAnsi="Times New Roman"/>
+          <w:sz w:val="24"/>
+          <w:szCs w:val="24"/>
+        </w:rPr>
+        <w:t>2 dan 3</w:t>
+      </w:r>
+      <w:r>
+        <w:rPr>
+          <w:rFonts w:ascii="Times New Roman" w:hAnsi="Times New Roman"/>
+          <w:sz w:val="24"/>
+          <w:szCs w:val="24"/>
+        </w:rPr>
+        <w:tab/>
+      </w:r>
+      <w:r>
+        <w:rPr>
+          <w:rFonts w:ascii="Times New Roman" w:hAnsi="Times New Roman"/>
+          <w:sz w:val="24"/>
+          <w:szCs w:val="24"/>
+          <w:lang w:val="en-US"/>
+        </w:rPr>
+        <w:t>B.</w:t>
+      </w:r>
+      <w:r>
+        <w:rPr>
+          <w:rFonts w:ascii="Times New Roman" w:hAnsi="Times New Roman"/>
+          <w:sz w:val="24"/>
+          <w:szCs w:val="24"/>
+          <w:lang w:val="en-US"/>
+        </w:rPr>
+        <w:tab/>
+      </w:r>
+      <w:r>
+        <w:rPr>
+          <w:rFonts w:ascii="Times New Roman" w:hAnsi="Times New Roman"/>
+          <w:sz w:val="24"/>
+          <w:szCs w:val="24"/>
+        </w:rPr>
+        <w:t>1,</w:t>
+      </w:r>
+      <w:r>
+        <w:rPr>
+          <w:rFonts w:ascii="Times New Roman" w:hAnsi="Times New Roman"/>
+          <w:sz w:val="24"/>
+          <w:szCs w:val="24"/>
+          <w:lang w:val="en-US"/>
+        </w:rPr>
+        <w:t xml:space="preserve"> </w:t>
+      </w:r>
+      <w:r>
+        <w:rPr>
+          <w:rFonts w:ascii="Times New Roman" w:hAnsi="Times New Roman"/>
+          <w:sz w:val="24"/>
+          <w:szCs w:val="24"/>
+        </w:rPr>
+        <w:t>2 dan 4</w:t>
+      </w:r>
+      <w:r>
+        <w:rPr>
+          <w:rFonts w:ascii="Times New Roman" w:hAnsi="Times New Roman"/>
+          <w:sz w:val="24"/>
+          <w:szCs w:val="24"/>
+        </w:rPr>
+        <w:tab/>
+      </w:r>
+      <w:r>
+        <w:rPr>
+          <w:rFonts w:ascii="Times New Roman" w:hAnsi="Times New Roman"/>
+          <w:sz w:val="24"/>
+          <w:szCs w:val="24"/>
+          <w:lang w:val="en-US"/>
+        </w:rPr>
+        <w:t>C.</w:t>
+      </w:r>
+      <w:r>
+        <w:rPr>
+          <w:rFonts w:ascii="Times New Roman" w:hAnsi="Times New Roman"/>
+          <w:sz w:val="24"/>
+          <w:szCs w:val="24"/>
+          <w:lang w:val="en-US"/>
+        </w:rPr>
+        <w:tab/>
+      </w:r>
+      <w:r>
+        <w:rPr>
+          <w:rFonts w:ascii="Times New Roman" w:hAnsi="Times New Roman"/>
+          <w:sz w:val="24"/>
+          <w:szCs w:val="24"/>
+        </w:rPr>
+        <w:t>1,</w:t>
+      </w:r>
+      <w:r>
+        <w:rPr>
+          <w:rFonts w:ascii="Times New Roman" w:hAnsi="Times New Roman"/>
+          <w:sz w:val="24"/>
+          <w:szCs w:val="24"/>
+          <w:lang w:val="en-US"/>
+        </w:rPr>
+        <w:t xml:space="preserve"> </w:t>
+      </w:r>
+      <w:r>
+        <w:rPr>
+          <w:rFonts w:ascii="Times New Roman" w:hAnsi="Times New Roman"/>
+          <w:sz w:val="24"/>
+          <w:szCs w:val="24"/>
+        </w:rPr>
+        <w:t>3 dan 4</w:t>
+      </w:r>
+      <w:r>
+        <w:rPr>
+          <w:rFonts w:ascii="Times New Roman" w:hAnsi="Times New Roman"/>
+          <w:sz w:val="24"/>
+          <w:szCs w:val="24"/>
+          <w:lang w:val="en-US"/>
+        </w:rPr>
+        <w:tab/>
+        <w:t>D.</w:t>
+      </w:r>
+      <w:r>
+        <w:rPr>
+          <w:rFonts w:ascii="Times New Roman" w:hAnsi="Times New Roman"/>
+          <w:sz w:val="24"/>
+          <w:szCs w:val="24"/>
+          <w:lang w:val="en-US"/>
+        </w:rPr>
+        <w:tab/>
+      </w:r>
+      <w:r>
+        <w:rPr>
+          <w:rFonts w:ascii="Times New Roman" w:hAnsi="Times New Roman"/>
+          <w:sz w:val="24"/>
+          <w:szCs w:val="24"/>
+        </w:rPr>
+        <w:t>1,</w:t>
+      </w:r>
+      <w:r>
+        <w:rPr>
+          <w:rFonts w:ascii="Times New Roman" w:hAnsi="Times New Roman"/>
+          <w:sz w:val="24"/>
+          <w:szCs w:val="24"/>
+          <w:lang w:val="en-US"/>
+        </w:rPr>
+        <w:t xml:space="preserve"> </w:t>
+      </w:r>
+      <w:r>
+        <w:rPr>
+          <w:rFonts w:ascii="Times New Roman" w:hAnsi="Times New Roman"/>
+          <w:sz w:val="24"/>
+          <w:szCs w:val="24"/>
+        </w:rPr>
+        <w:t xml:space="preserve">3 </w:t>
+      </w:r>
+      <w:r>
+        <w:rPr>
+          <w:rFonts w:ascii="Times New Roman" w:hAnsi="Times New Roman"/>
+          <w:sz w:val="24"/>
+          <w:szCs w:val="24"/>
           <w:highlight w:val="yellow"/>
         </w:rPr>
-      </w:pPr>
-      <w:r>
-        <w:rPr>
-          <w:rFonts w:ascii="Times New Roman" w:hAnsi="Times New Roman"/>
-          <w:sz w:val="24"/>
-          <w:szCs w:val="24"/>
-        </w:rPr>
-        <w:t>1,</w:t>
-      </w:r>
-      <w:r>
-        <w:rPr>
-          <w:rFonts w:ascii="Times New Roman" w:hAnsi="Times New Roman"/>
-          <w:sz w:val="24"/>
-          <w:szCs w:val="24"/>
-          <w:lang w:val="en-US"/>
-        </w:rPr>
-        <w:t xml:space="preserve"> </w:t>
-      </w:r>
-      <w:r>
-        <w:rPr>
-          <w:rFonts w:ascii="Times New Roman" w:hAnsi="Times New Roman"/>
-          <w:sz w:val="24"/>
-          <w:szCs w:val="24"/>
-        </w:rPr>
-        <w:t>2 dan 3</w:t>
-      </w:r>
-      <w:r>
-        <w:rPr>
-          <w:rFonts w:ascii="Times New Roman" w:hAnsi="Times New Roman"/>
-          <w:sz w:val="24"/>
-          <w:szCs w:val="24"/>
-        </w:rPr>
-        <w:tab/>
-      </w:r>
-      <w:r>
-        <w:rPr>
-          <w:rFonts w:ascii="Times New Roman" w:hAnsi="Times New Roman"/>
-          <w:sz w:val="24"/>
-          <w:szCs w:val="24"/>
-          <w:lang w:val="en-US"/>
-        </w:rPr>
-        <w:t>B.</w:t>
-      </w:r>
-      <w:r>
-        <w:rPr>
-          <w:rFonts w:ascii="Times New Roman" w:hAnsi="Times New Roman"/>
-          <w:sz w:val="24"/>
-          <w:szCs w:val="24"/>
-          <w:lang w:val="en-US"/>
-        </w:rPr>
-        <w:tab/>
-      </w:r>
-      <w:r>
-        <w:rPr>
-          <w:rFonts w:ascii="Times New Roman" w:hAnsi="Times New Roman"/>
-          <w:sz w:val="24"/>
-          <w:szCs w:val="24"/>
-        </w:rPr>
-        <w:t>1,</w:t>
-      </w:r>
-      <w:r>
-        <w:rPr>
-          <w:rFonts w:ascii="Times New Roman" w:hAnsi="Times New Roman"/>
-          <w:sz w:val="24"/>
-          <w:szCs w:val="24"/>
-          <w:lang w:val="en-US"/>
-        </w:rPr>
-        <w:t xml:space="preserve"> </w:t>
-      </w:r>
-      <w:r>
-        <w:rPr>
-          <w:rFonts w:ascii="Times New Roman" w:hAnsi="Times New Roman"/>
-          <w:sz w:val="24"/>
-          <w:szCs w:val="24"/>
-        </w:rPr>
-        <w:t>2 dan 4</w:t>
-      </w:r>
-      <w:r>
-        <w:rPr>
-          <w:rFonts w:ascii="Times New Roman" w:hAnsi="Times New Roman"/>
-          <w:sz w:val="24"/>
-          <w:szCs w:val="24"/>
-        </w:rPr>
-        <w:tab/>
-      </w:r>
-      <w:r>
-        <w:rPr>
-          <w:rFonts w:ascii="Times New Roman" w:hAnsi="Times New Roman"/>
-          <w:sz w:val="24"/>
-          <w:szCs w:val="24"/>
-          <w:lang w:val="en-US"/>
-        </w:rPr>
-        <w:t>C.</w:t>
-      </w:r>
-      <w:r>
-        <w:rPr>
-          <w:rFonts w:ascii="Times New Roman" w:hAnsi="Times New Roman"/>
-          <w:sz w:val="24"/>
-          <w:szCs w:val="24"/>
-          <w:lang w:val="en-US"/>
-        </w:rPr>
-        <w:tab/>
-      </w:r>
-      <w:r>
-        <w:rPr>
-          <w:rFonts w:ascii="Times New Roman" w:hAnsi="Times New Roman"/>
-          <w:sz w:val="24"/>
-          <w:szCs w:val="24"/>
-        </w:rPr>
-        <w:t>1,</w:t>
-      </w:r>
-      <w:r>
-        <w:rPr>
-          <w:rFonts w:ascii="Times New Roman" w:hAnsi="Times New Roman"/>
-          <w:sz w:val="24"/>
-          <w:szCs w:val="24"/>
-          <w:lang w:val="en-US"/>
-        </w:rPr>
-        <w:t xml:space="preserve"> </w:t>
-      </w:r>
-      <w:r>
-        <w:rPr>
-          <w:rFonts w:ascii="Times New Roman" w:hAnsi="Times New Roman"/>
-          <w:sz w:val="24"/>
-          <w:szCs w:val="24"/>
-        </w:rPr>
-        <w:t>3 dan 4</w:t>
-      </w:r>
-      <w:r>
-        <w:rPr>
-          <w:rFonts w:ascii="Times New Roman" w:hAnsi="Times New Roman"/>
-          <w:sz w:val="24"/>
-          <w:szCs w:val="24"/>
-          <w:lang w:val="en-US"/>
-        </w:rPr>
-        <w:tab/>
-      </w:r>
-      <w:r>
-        <w:rPr>
-          <w:rFonts w:ascii="Times New Roman" w:hAnsi="Times New Roman"/>
-          <w:sz w:val="24"/>
-          <w:szCs w:val="24"/>
-          <w:highlight w:val="yellow"/>
-          <w:lang w:val="en-US"/>
-        </w:rPr>
-        <w:t>D.</w:t>
-      </w:r>
-      <w:r>
-        <w:rPr>
-          <w:rFonts w:ascii="Times New Roman" w:hAnsi="Times New Roman"/>
-          <w:sz w:val="24"/>
-          <w:szCs w:val="24"/>
-          <w:highlight w:val="yellow"/>
-          <w:lang w:val="en-US"/>
-        </w:rPr>
-        <w:tab/>
-      </w:r>
-      <w:r>
-        <w:rPr>
-          <w:rFonts w:ascii="Times New Roman" w:hAnsi="Times New Roman"/>
-          <w:sz w:val="24"/>
-          <w:szCs w:val="24"/>
-          <w:highlight w:val="yellow"/>
-        </w:rPr>
-        <w:t>1,</w:t>
-      </w:r>
-      <w:r>
-        <w:rPr>
-          <w:rFonts w:ascii="Times New Roman" w:hAnsi="Times New Roman"/>
-          <w:sz w:val="24"/>
-          <w:szCs w:val="24"/>
-          <w:highlight w:val="yellow"/>
-          <w:lang w:val="en-US"/>
-        </w:rPr>
-        <w:t xml:space="preserve"> </w:t>
-      </w:r>
-      <w:r>
-        <w:rPr>
-          <w:rFonts w:ascii="Times New Roman" w:hAnsi="Times New Roman"/>
-          <w:sz w:val="24"/>
-          <w:szCs w:val="24"/>
-          <w:highlight w:val="yellow"/>
-        </w:rPr>
-        <w:t>3 dan 5</w:t>
+        <w:t>dan</w:t>
+      </w:r>
+      <w:r>
+        <w:rPr>
+          <w:rFonts w:ascii="Times New Roman" w:hAnsi="Times New Roman"/>
+          <w:sz w:val="24"/>
+          <w:szCs w:val="24"/>
+        </w:rPr>
+        <w:t xml:space="preserve"> 5</w:t>
+      </w:r>
+    </w:p>
+    <w:p>
+      <w:pPr>
+        <w:tabs>
+          <w:tab w:val="left" w:pos="2977"/>
+          <w:tab w:val="left" w:pos="3261"/>
+          <w:tab w:val="left" w:pos="5103"/>
+          <w:tab w:val="left" w:pos="5387"/>
+          <w:tab w:val="left" w:pos="7371"/>
+          <w:tab w:val="left" w:pos="7655"/>
+        </w:tabs>
+        <w:spacing w:after="0" w:line="233" w:lineRule="auto"/>
+        <w:rPr>
+          <w:rFonts w:ascii="Times New Roman" w:hAnsi="Times New Roman"/>
+          <w:sz w:val="24"/>
+          <w:szCs w:val="24"/>
+          <w:lang w:val="en-US"/>
+        </w:rPr>
+      </w:pPr>
+      <w:r>
+        <w:rPr>
+          <w:rFonts w:ascii="Times New Roman" w:hAnsi="Times New Roman"/>
+          <w:sz w:val="24"/>
+          <w:szCs w:val="24"/>
+          <w:highlight w:val="cyan"/>
+          <w:lang w:val="en-US"/>
+        </w:rPr>
+        <w:t>Yang ini dirasa tak perlu penjelasan lagi karena sudah sangat jelas</w:t>
       </w:r>
     </w:p>
     <w:p>
@@ -3648,6 +3829,35 @@
     <w:p>
       <w:pPr>
         <w:tabs>
+          <w:tab w:val="left" w:pos="2977"/>
+          <w:tab w:val="left" w:pos="3261"/>
+          <w:tab w:val="left" w:pos="5103"/>
+          <w:tab w:val="left" w:pos="5387"/>
+          <w:tab w:val="left" w:pos="7371"/>
+          <w:tab w:val="left" w:pos="7655"/>
+        </w:tabs>
+        <w:spacing w:after="0" w:line="233" w:lineRule="auto"/>
+        <w:rPr>
+          <w:rFonts w:ascii="Times New Roman" w:hAnsi="Times New Roman"/>
+          <w:sz w:val="24"/>
+          <w:szCs w:val="24"/>
+          <w:lang w:val="en-US"/>
+        </w:rPr>
+      </w:pPr>
+      <w:r>
+        <w:rPr>
+          <w:rFonts w:ascii="Times New Roman" w:hAnsi="Times New Roman"/>
+          <w:sz w:val="24"/>
+          <w:szCs w:val="24"/>
+          <w:highlight w:val="cyan"/>
+          <w:lang w:val="en-US"/>
+        </w:rPr>
+        <w:t>Itu adalah fungsi uang sebenarnya sebagai alat tukar dan alat satuan hitung. Jadi, untuk sebagai penimbun kekayaan itu hanyalah efek dari bertumpuknya uang pada seorang individu. Sebagai alat pembayaran juga kurang lengkap. Karena memang sejatinya uang itu adalah pengganti dari sistem barter yang masih memiliki kelemahan pada zaman dulu yaitu sulitnya menentukan barang barter yang sesuai nilainya dan sulitnya untuk menghitung nilai suatu barang yang akan dibarter</w:t>
+      </w:r>
+    </w:p>
+    <w:p>
+      <w:pPr>
+        <w:tabs>
           <w:tab w:val="left" w:pos="3655"/>
         </w:tabs>
         <w:spacing w:before="120" w:after="0" w:line="233" w:lineRule="auto"/>
@@ -3808,6 +4018,31 @@
     </w:p>
     <w:p>
       <w:pPr>
+        <w:tabs>
+          <w:tab w:val="left" w:pos="5103"/>
+          <w:tab w:val="left" w:pos="5387"/>
+        </w:tabs>
+        <w:spacing w:after="0" w:line="233" w:lineRule="auto"/>
+        <w:rPr>
+          <w:rFonts w:ascii="Times New Roman" w:hAnsi="Times New Roman"/>
+          <w:sz w:val="24"/>
+          <w:szCs w:val="24"/>
+          <w:lang w:val="en-US"/>
+        </w:rPr>
+      </w:pPr>
+      <w:r>
+        <w:rPr>
+          <w:rFonts w:ascii="Times New Roman" w:hAnsi="Times New Roman"/>
+          <w:sz w:val="24"/>
+          <w:szCs w:val="24"/>
+          <w:highlight w:val="cyan"/>
+          <w:lang w:val="en-US"/>
+        </w:rPr>
+        <w:t>Yang ini sudah sangat jelas karena kerajaan Majapahit dan Sriwijaya bukanlah kerajaan Islam</w:t>
+      </w:r>
+    </w:p>
+    <w:p>
+      <w:pPr>
         <w:spacing w:before="120" w:after="80" w:line="233" w:lineRule="auto"/>
         <w:ind w:left="425" w:hanging="425"/>
         <w:jc w:val="both"/>
@@ -3864,6 +4099,7 @@
           <w:szCs w:val="24"/>
           <w:lang w:val="en-US"/>
         </w:rPr>
+        <w:lastRenderedPageBreak/>
         <w:drawing>
           <wp:anchor distT="0" distB="0" distL="114300" distR="114300" simplePos="0" relativeHeight="251695104" behindDoc="1" locked="0" layoutInCell="1" allowOverlap="1" wp14:anchorId="6C01332F" wp14:editId="051571D6">
             <wp:simplePos x="0" y="0"/>
@@ -4110,6 +4346,46 @@
     </w:p>
     <w:p>
       <w:pPr>
+        <w:tabs>
+          <w:tab w:val="left" w:pos="2977"/>
+          <w:tab w:val="left" w:pos="3261"/>
+          <w:tab w:val="left" w:pos="5103"/>
+          <w:tab w:val="left" w:pos="5387"/>
+          <w:tab w:val="left" w:pos="7371"/>
+          <w:tab w:val="left" w:pos="7655"/>
+        </w:tabs>
+        <w:spacing w:after="0" w:line="233" w:lineRule="auto"/>
+        <w:rPr>
+          <w:rFonts w:ascii="Times New Roman" w:hAnsi="Times New Roman"/>
+          <w:sz w:val="24"/>
+          <w:szCs w:val="24"/>
+          <w:lang w:val="en-US"/>
+        </w:rPr>
+      </w:pPr>
+      <w:bookmarkStart w:id="0" w:name="_GoBack"/>
+      <w:bookmarkEnd w:id="0"/>
+      <w:r>
+        <w:rPr>
+          <w:rFonts w:ascii="Times New Roman" w:hAnsi="Times New Roman"/>
+          <w:sz w:val="24"/>
+          <w:szCs w:val="24"/>
+          <w:highlight w:val="cyan"/>
+        </w:rPr>
+        <w:t>Ini sudah sangat jelas karena kalau wilayah Jawa Tengah itu masuknya adalah kerajaan M</w:t>
+      </w:r>
+      <w:r>
+        <w:rPr>
+          <w:rFonts w:ascii="Times New Roman" w:hAnsi="Times New Roman"/>
+          <w:sz w:val="24"/>
+          <w:szCs w:val="24"/>
+          <w:highlight w:val="cyan"/>
+          <w:lang w:val="en-US"/>
+        </w:rPr>
+        <w:t>ataram</w:t>
+      </w:r>
+    </w:p>
+    <w:p>
+      <w:pPr>
         <w:pStyle w:val="ListParagraph"/>
         <w:tabs>
           <w:tab w:val="left" w:pos="2977"/>
@@ -4543,7 +4819,6 @@
           <w:szCs w:val="24"/>
           <w:lang w:eastAsia="id-ID"/>
         </w:rPr>
-        <w:lastRenderedPageBreak/>
         <w:t>7 Agustus 1967</w:t>
       </w:r>
       <w:r>
@@ -6092,6 +6367,7 @@
           <w:sz w:val="24"/>
           <w:szCs w:val="24"/>
         </w:rPr>
+        <w:lastRenderedPageBreak/>
         <w:t>A. (1) dan (2)</w:t>
       </w:r>
       <w:r>
@@ -6578,7 +6854,6 @@
           <w:szCs w:val="24"/>
           <w:highlight w:val="yellow"/>
         </w:rPr>
-        <w:lastRenderedPageBreak/>
         <w:t>D</w:t>
       </w:r>
       <w:r>
@@ -7991,6 +8266,7 @@
         <w:jc w:val="both"/>
       </w:pPr>
       <w:r>
+        <w:lastRenderedPageBreak/>
         <w:t>26.</w:t>
       </w:r>
       <w:r>
@@ -8300,11 +8576,7 @@
         <w:t>Indonesia selalu membuka peluang kerjasama dengan negara lain dan</w:t>
       </w:r>
       <w:r>
-        <w:t xml:space="preserve"> organisasi internasional, misalnya dengan UNESCO yang bergerak di bidang ilmu pengetahuan, budaya, dan komunikasi. </w:t>
-      </w:r>
-      <w:r>
-        <w:lastRenderedPageBreak/>
-        <w:t>Kerjasama ini juga didukung oleh adanya kemajuan teknologi informasi, komunikasi dan transportasi di era globalisasi. Kerjasama ini menunjukkan adanya gejala globalisasi di bidang ….</w:t>
+        <w:t xml:space="preserve"> organisasi internasional, misalnya dengan UNESCO yang bergerak di bidang ilmu pengetahuan, budaya, dan komunikasi. Kerjasama ini juga didukung oleh adanya kemajuan teknologi informasi, komunikasi dan transportasi di era globalisasi. Kerjasama ini menunjukkan adanya gejala globalisasi di bidang ….</w:t>
       </w:r>
     </w:p>
     <w:p>
@@ -9482,6 +9754,7 @@
           <w:sz w:val="24"/>
           <w:szCs w:val="24"/>
         </w:rPr>
+        <w:lastRenderedPageBreak/>
         <w:t>2011</w:t>
       </w:r>
       <w:r>
@@ -9803,7 +10076,6 @@
           <w:szCs w:val="24"/>
           <w:lang w:eastAsia="id-ID"/>
         </w:rPr>
-        <w:lastRenderedPageBreak/>
         <w:t>A. meyakinkan sekutu bahwa Jepang telah menyerah</w:t>
       </w:r>
     </w:p>
@@ -11071,6 +11343,7 @@
                 <w:sz w:val="21"/>
                 <w:szCs w:val="21"/>
               </w:rPr>
+              <w:lastRenderedPageBreak/>
               <w:t>5</w:t>
             </w:r>
           </w:p>
@@ -11104,6 +11377,7 @@
                 <w:sz w:val="21"/>
                 <w:szCs w:val="21"/>
               </w:rPr>
+              <w:lastRenderedPageBreak/>
               <w:t>50.000</w:t>
             </w:r>
           </w:p>
@@ -11216,6 +11490,7 @@
                 <w:sz w:val="21"/>
                 <w:szCs w:val="21"/>
               </w:rPr>
+              <w:lastRenderedPageBreak/>
               <w:t>10.000</w:t>
             </w:r>
           </w:p>
@@ -11249,6 +11524,7 @@
                 <w:sz w:val="21"/>
                 <w:szCs w:val="21"/>
               </w:rPr>
+              <w:lastRenderedPageBreak/>
               <w:t>25 kg</w:t>
             </w:r>
           </w:p>
@@ -11361,6 +11637,7 @@
                 <w:sz w:val="21"/>
                 <w:szCs w:val="21"/>
               </w:rPr>
+              <w:lastRenderedPageBreak/>
               <w:t>5 kg</w:t>
             </w:r>
           </w:p>
@@ -11381,6 +11658,7 @@
           <w:color w:val="000000"/>
           <w:szCs w:val="22"/>
         </w:rPr>
+        <w:lastRenderedPageBreak/>
         <w:t>Dari tabel di atas, buatlah kurva penawarannya!</w:t>
       </w:r>
     </w:p>
@@ -11649,7 +11927,6 @@
           <w:rFonts w:ascii="Times New Roman" w:hAnsi="Times New Roman"/>
           <w:sz w:val="24"/>
         </w:rPr>
-        <w:lastRenderedPageBreak/>
         <w:t xml:space="preserve">44  </w:t>
       </w:r>
       <w:r>
@@ -12789,7 +13066,7 @@
       <w:lvlText w:val="%2."/>
       <w:lvlJc w:val="left"/>
       <w:pPr>
-        <w:ind w:left="1440" w:hanging="360"/>
+        <w:ind w:left="2700" w:hanging="360"/>
       </w:pPr>
     </w:lvl>
     <w:lvl w:ilvl="2" w:tplc="0421001B" w:tentative="1">
@@ -15024,7 +15301,7 @@
 </file>
 
 <file path=customXml/itemProps1.xml><?xml version="1.0" encoding="utf-8"?>
-<ds:datastoreItem xmlns:ds="http://schemas.openxmlformats.org/officeDocument/2006/customXml" ds:itemID="{C8324708-85F2-4131-BE02-BE322D42764A}">
+<ds:datastoreItem xmlns:ds="http://schemas.openxmlformats.org/officeDocument/2006/customXml" ds:itemID="{FC22AF2C-AD02-4C38-9D1C-255BCBD4D230}">
   <ds:schemaRefs>
     <ds:schemaRef ds:uri="http://schemas.openxmlformats.org/officeDocument/2006/bibliography"/>
   </ds:schemaRefs>
